--- a/Web_Laboratoriya_10_R_Shahrizoda.docx
+++ b/Web_Laboratoriya_10_R_Shahrizoda.docx
@@ -717,7 +717,8 @@
     <w:p>
       <w:pPr>
         <w:spacing w:line="360" w:lineRule="auto"/>
-        <w:jc w:val="left"/>
+        <w:ind w:firstLine="420" w:firstLineChars="150"/>
+        <w:jc w:val="both"/>
         <w:rPr>
           <w:rFonts w:hint="default" w:ascii="Times New Roman" w:hAnsi="Times New Roman" w:cs="Times New Roman"/>
           <w:b/>
@@ -743,7 +744,7 @@
       <w:pPr>
         <w:spacing w:line="360" w:lineRule="auto"/>
         <w:ind w:firstLine="420" w:firstLineChars="150"/>
-        <w:jc w:val="left"/>
+        <w:jc w:val="both"/>
         <w:rPr>
           <w:rFonts w:hint="default" w:ascii="Times New Roman" w:hAnsi="Times New Roman" w:cs="Times New Roman"/>
           <w:sz w:val="28"/>
@@ -767,16 +768,10 @@
           <w:sz w:val="28"/>
           <w:szCs w:val="28"/>
         </w:rPr>
-        <w:t>transition</w:t>
-      </w:r>
-      <w:r>
-        <w:rPr>
-          <w:rFonts w:hint="default" w:ascii="Times New Roman" w:hAnsi="Times New Roman" w:cs="Times New Roman"/>
-          <w:sz w:val="28"/>
-          <w:szCs w:val="28"/>
-        </w:rPr>
-        <w:t> va </w:t>
-      </w:r>
+        <w:t>transiti</w:t>
+      </w:r>
+      <w:bookmarkStart w:id="0" w:name="_GoBack"/>
+      <w:bookmarkEnd w:id="0"/>
       <w:r>
         <w:rPr>
           <w:rFonts w:hint="default" w:ascii="Times New Roman" w:hAnsi="Times New Roman" w:cs="Times New Roman"/>
@@ -785,24 +780,15 @@
           <w:sz w:val="28"/>
           <w:szCs w:val="28"/>
         </w:rPr>
-        <w:t>animation</w:t>
-      </w:r>
-      <w:r>
-        <w:rPr>
-          <w:rFonts w:hint="default" w:ascii="Times New Roman" w:hAnsi="Times New Roman" w:cs="Times New Roman"/>
-          <w:sz w:val="28"/>
-          <w:szCs w:val="28"/>
-        </w:rPr>
-        <w:t> xususiyatlari haqida olingan nazariy bilimlarni amaliy ravishda veb-sahifadagi elementlarda qo’llash va natijasini ko’rish.</w:t>
-      </w:r>
-      <w:r>
-        <w:rPr>
-          <w:rFonts w:hint="default" w:ascii="Times New Roman" w:hAnsi="Times New Roman" w:cs="Times New Roman"/>
-          <w:sz w:val="28"/>
-          <w:szCs w:val="28"/>
-          <w:lang w:val="uz-Latn-UZ"/>
-        </w:rPr>
-        <w:t xml:space="preserve"> </w:t>
+        <w:t>on</w:t>
+      </w:r>
+      <w:r>
+        <w:rPr>
+          <w:rFonts w:hint="default" w:ascii="Times New Roman" w:hAnsi="Times New Roman" w:cs="Times New Roman"/>
+          <w:sz w:val="28"/>
+          <w:szCs w:val="28"/>
+        </w:rPr>
+        <w:t> va </w:t>
       </w:r>
       <w:r>
         <w:rPr>
@@ -812,15 +798,24 @@
           <w:sz w:val="28"/>
           <w:szCs w:val="28"/>
         </w:rPr>
-        <w:t>transition</w:t>
-      </w:r>
-      <w:r>
-        <w:rPr>
-          <w:rFonts w:hint="default" w:ascii="Times New Roman" w:hAnsi="Times New Roman" w:cs="Times New Roman"/>
-          <w:sz w:val="28"/>
-          <w:szCs w:val="28"/>
-        </w:rPr>
-        <w:t> va </w:t>
+        <w:t>animation</w:t>
+      </w:r>
+      <w:r>
+        <w:rPr>
+          <w:rFonts w:hint="default" w:ascii="Times New Roman" w:hAnsi="Times New Roman" w:cs="Times New Roman"/>
+          <w:sz w:val="28"/>
+          <w:szCs w:val="28"/>
+        </w:rPr>
+        <w:t> xususiyatlari haqida olingan nazariy bilimlarni amaliy ravishda veb-sahifadagi elementlarda qo’llash va natijasini ko’rish.</w:t>
+      </w:r>
+      <w:r>
+        <w:rPr>
+          <w:rFonts w:hint="default" w:ascii="Times New Roman" w:hAnsi="Times New Roman" w:cs="Times New Roman"/>
+          <w:sz w:val="28"/>
+          <w:szCs w:val="28"/>
+          <w:lang w:val="uz-Latn-UZ"/>
+        </w:rPr>
+        <w:t xml:space="preserve"> </w:t>
       </w:r>
       <w:r>
         <w:rPr>
@@ -830,6 +825,24 @@
           <w:sz w:val="28"/>
           <w:szCs w:val="28"/>
         </w:rPr>
+        <w:t>transition</w:t>
+      </w:r>
+      <w:r>
+        <w:rPr>
+          <w:rFonts w:hint="default" w:ascii="Times New Roman" w:hAnsi="Times New Roman" w:cs="Times New Roman"/>
+          <w:sz w:val="28"/>
+          <w:szCs w:val="28"/>
+        </w:rPr>
+        <w:t> va </w:t>
+      </w:r>
+      <w:r>
+        <w:rPr>
+          <w:rFonts w:hint="default" w:ascii="Times New Roman" w:hAnsi="Times New Roman" w:cs="Times New Roman"/>
+          <w:i/>
+          <w:iCs/>
+          <w:sz w:val="28"/>
+          <w:szCs w:val="28"/>
+        </w:rPr>
         <w:t>animation</w:t>
       </w:r>
       <w:r>
@@ -845,7 +858,7 @@
       <w:pPr>
         <w:spacing w:line="360" w:lineRule="auto"/>
         <w:ind w:firstLine="420" w:firstLineChars="150"/>
-        <w:jc w:val="left"/>
+        <w:jc w:val="both"/>
         <w:rPr>
           <w:rFonts w:hint="default" w:ascii="Times New Roman" w:hAnsi="Times New Roman" w:cs="Times New Roman"/>
           <w:b/>
@@ -881,7 +894,7 @@
       <w:pPr>
         <w:spacing w:line="360" w:lineRule="auto"/>
         <w:ind w:firstLine="420" w:firstLineChars="150"/>
-        <w:jc w:val="left"/>
+        <w:jc w:val="both"/>
         <w:rPr>
           <w:rFonts w:hint="default" w:ascii="Times New Roman" w:hAnsi="Times New Roman" w:cs="Times New Roman"/>
           <w:sz w:val="28"/>
@@ -901,7 +914,7 @@
       <w:pPr>
         <w:spacing w:line="360" w:lineRule="auto"/>
         <w:ind w:firstLine="420" w:firstLineChars="150"/>
-        <w:jc w:val="left"/>
+        <w:jc w:val="both"/>
         <w:rPr>
           <w:rFonts w:hint="default" w:ascii="Times New Roman" w:hAnsi="Times New Roman" w:cs="Times New Roman"/>
           <w:sz w:val="28"/>
@@ -931,7 +944,7 @@
       <w:pPr>
         <w:spacing w:line="360" w:lineRule="auto"/>
         <w:ind w:firstLine="420" w:firstLineChars="150"/>
-        <w:jc w:val="left"/>
+        <w:jc w:val="both"/>
         <w:rPr>
           <w:rFonts w:hint="default" w:ascii="Times New Roman" w:hAnsi="Times New Roman" w:cs="Times New Roman"/>
           <w:sz w:val="28"/>
@@ -955,7 +968,7 @@
         </w:numPr>
         <w:spacing w:line="360" w:lineRule="auto"/>
         <w:ind w:left="420" w:leftChars="0" w:hanging="420" w:firstLineChars="0"/>
-        <w:jc w:val="left"/>
+        <w:jc w:val="both"/>
         <w:rPr>
           <w:rFonts w:hint="default" w:ascii="Times New Roman" w:hAnsi="Times New Roman" w:cs="Times New Roman"/>
           <w:sz w:val="28"/>
@@ -984,7 +997,7 @@
     <w:p>
       <w:pPr>
         <w:spacing w:line="360" w:lineRule="auto"/>
-        <w:jc w:val="left"/>
+        <w:jc w:val="both"/>
         <w:rPr>
           <w:rFonts w:hint="default" w:ascii="Times New Roman" w:hAnsi="Times New Roman" w:cs="Times New Roman"/>
           <w:sz w:val="28"/>
@@ -1008,7 +1021,7 @@
         </w:numPr>
         <w:spacing w:line="360" w:lineRule="auto"/>
         <w:ind w:left="420" w:leftChars="0" w:hanging="420" w:firstLineChars="0"/>
-        <w:jc w:val="left"/>
+        <w:jc w:val="both"/>
         <w:rPr>
           <w:rFonts w:hint="default" w:ascii="Times New Roman" w:hAnsi="Times New Roman" w:cs="Times New Roman"/>
           <w:sz w:val="28"/>
@@ -1037,7 +1050,7 @@
     <w:p>
       <w:pPr>
         <w:spacing w:line="360" w:lineRule="auto"/>
-        <w:jc w:val="left"/>
+        <w:jc w:val="both"/>
         <w:rPr>
           <w:rFonts w:hint="default" w:ascii="Times New Roman" w:hAnsi="Times New Roman" w:cs="Times New Roman"/>
           <w:sz w:val="28"/>
@@ -1061,7 +1074,7 @@
         </w:numPr>
         <w:spacing w:line="360" w:lineRule="auto"/>
         <w:ind w:left="420" w:leftChars="0" w:hanging="420" w:firstLineChars="0"/>
-        <w:jc w:val="left"/>
+        <w:jc w:val="both"/>
         <w:rPr>
           <w:rFonts w:hint="default" w:ascii="Times New Roman" w:hAnsi="Times New Roman" w:cs="Times New Roman"/>
           <w:sz w:val="28"/>
@@ -1107,7 +1120,7 @@
     <w:p>
       <w:pPr>
         <w:spacing w:line="360" w:lineRule="auto"/>
-        <w:jc w:val="left"/>
+        <w:jc w:val="both"/>
         <w:rPr>
           <w:rFonts w:hint="default" w:ascii="Times New Roman" w:hAnsi="Times New Roman" w:cs="Times New Roman"/>
           <w:sz w:val="28"/>
@@ -1126,7 +1139,7 @@
     <w:p>
       <w:pPr>
         <w:spacing w:line="360" w:lineRule="auto"/>
-        <w:jc w:val="left"/>
+        <w:jc w:val="both"/>
         <w:rPr>
           <w:rFonts w:hint="default" w:ascii="Times New Roman" w:hAnsi="Times New Roman" w:cs="Times New Roman"/>
           <w:sz w:val="28"/>
@@ -1145,7 +1158,7 @@
     <w:p>
       <w:pPr>
         <w:spacing w:line="360" w:lineRule="auto"/>
-        <w:jc w:val="left"/>
+        <w:jc w:val="both"/>
         <w:rPr>
           <w:rFonts w:hint="default" w:ascii="Times New Roman" w:hAnsi="Times New Roman" w:cs="Times New Roman"/>
           <w:sz w:val="28"/>
@@ -1164,7 +1177,7 @@
     <w:p>
       <w:pPr>
         <w:spacing w:line="360" w:lineRule="auto"/>
-        <w:jc w:val="left"/>
+        <w:jc w:val="both"/>
         <w:rPr>
           <w:rFonts w:hint="default" w:ascii="Times New Roman" w:hAnsi="Times New Roman" w:cs="Times New Roman"/>
           <w:sz w:val="28"/>
@@ -1183,7 +1196,7 @@
     <w:p>
       <w:pPr>
         <w:spacing w:line="360" w:lineRule="auto"/>
-        <w:jc w:val="left"/>
+        <w:jc w:val="both"/>
         <w:rPr>
           <w:rFonts w:hint="default" w:ascii="Times New Roman" w:hAnsi="Times New Roman" w:cs="Times New Roman"/>
           <w:sz w:val="28"/>
@@ -1202,7 +1215,7 @@
     <w:p>
       <w:pPr>
         <w:spacing w:line="360" w:lineRule="auto"/>
-        <w:jc w:val="left"/>
+        <w:jc w:val="both"/>
         <w:rPr>
           <w:rFonts w:hint="default" w:ascii="Times New Roman" w:hAnsi="Times New Roman" w:cs="Times New Roman"/>
           <w:sz w:val="28"/>
@@ -1226,7 +1239,7 @@
         </w:numPr>
         <w:spacing w:line="360" w:lineRule="auto"/>
         <w:ind w:left="420" w:leftChars="0" w:hanging="420" w:firstLineChars="0"/>
-        <w:jc w:val="left"/>
+        <w:jc w:val="both"/>
         <w:rPr>
           <w:rFonts w:hint="default" w:ascii="Times New Roman" w:hAnsi="Times New Roman" w:cs="Times New Roman"/>
           <w:sz w:val="28"/>
@@ -1255,7 +1268,7 @@
     <w:p>
       <w:pPr>
         <w:spacing w:line="360" w:lineRule="auto"/>
-        <w:jc w:val="left"/>
+        <w:jc w:val="both"/>
         <w:rPr>
           <w:rFonts w:hint="default" w:ascii="Times New Roman" w:hAnsi="Times New Roman" w:cs="Times New Roman"/>
           <w:sz w:val="28"/>
@@ -1274,7 +1287,7 @@
     <w:p>
       <w:pPr>
         <w:spacing w:line="360" w:lineRule="auto"/>
-        <w:jc w:val="left"/>
+        <w:jc w:val="both"/>
         <w:rPr>
           <w:rFonts w:hint="default" w:ascii="Times New Roman" w:hAnsi="Times New Roman" w:cs="Times New Roman"/>
           <w:sz w:val="28"/>
@@ -1298,7 +1311,7 @@
         <w:suppressLineNumbers w:val="0"/>
         <w:shd w:val="clear" w:fill="FFFFFF"/>
         <w:spacing w:line="240" w:lineRule="auto"/>
-        <w:jc w:val="left"/>
+        <w:jc w:val="both"/>
         <w:rPr>
           <w:rFonts w:hint="default" w:ascii="Times New Roman" w:hAnsi="Times New Roman" w:eastAsia="Consolas" w:cs="Times New Roman"/>
           <w:b w:val="0"/>
@@ -1438,7 +1451,7 @@
     <w:p>
       <w:pPr>
         <w:spacing w:line="360" w:lineRule="auto"/>
-        <w:jc w:val="left"/>
+        <w:jc w:val="both"/>
         <w:rPr>
           <w:rFonts w:hint="default" w:ascii="Times New Roman" w:hAnsi="Times New Roman" w:cs="Times New Roman"/>
           <w:sz w:val="28"/>
@@ -1462,7 +1475,7 @@
         <w:suppressLineNumbers w:val="0"/>
         <w:shd w:val="clear" w:fill="FFFFFF"/>
         <w:spacing w:line="240" w:lineRule="auto"/>
-        <w:jc w:val="left"/>
+        <w:jc w:val="both"/>
         <w:rPr>
           <w:rFonts w:hint="default" w:ascii="Times New Roman" w:hAnsi="Times New Roman" w:eastAsia="Consolas" w:cs="Times New Roman"/>
           <w:b w:val="0"/>
@@ -1509,7 +1522,7 @@
         <w:suppressLineNumbers w:val="0"/>
         <w:shd w:val="clear" w:fill="FFFFFF"/>
         <w:spacing w:line="240" w:lineRule="auto"/>
-        <w:jc w:val="left"/>
+        <w:jc w:val="both"/>
         <w:rPr>
           <w:rFonts w:hint="default" w:ascii="Times New Roman" w:hAnsi="Times New Roman" w:eastAsia="Consolas" w:cs="Times New Roman"/>
           <w:b w:val="0"/>
@@ -1598,7 +1611,7 @@
         <w:suppressLineNumbers w:val="0"/>
         <w:shd w:val="clear" w:fill="FFFFFF"/>
         <w:spacing w:line="240" w:lineRule="auto"/>
-        <w:jc w:val="left"/>
+        <w:jc w:val="both"/>
         <w:rPr>
           <w:rFonts w:hint="default" w:ascii="Times New Roman" w:hAnsi="Times New Roman" w:eastAsia="Consolas" w:cs="Times New Roman"/>
           <w:b w:val="0"/>
@@ -1687,7 +1700,7 @@
         <w:suppressLineNumbers w:val="0"/>
         <w:shd w:val="clear" w:fill="FFFFFF"/>
         <w:spacing w:line="240" w:lineRule="auto"/>
-        <w:jc w:val="left"/>
+        <w:jc w:val="both"/>
         <w:rPr>
           <w:rFonts w:hint="default" w:ascii="Times New Roman" w:hAnsi="Times New Roman" w:eastAsia="Consolas" w:cs="Times New Roman"/>
           <w:b w:val="0"/>
@@ -1776,7 +1789,7 @@
         <w:suppressLineNumbers w:val="0"/>
         <w:shd w:val="clear" w:fill="FFFFFF"/>
         <w:spacing w:line="240" w:lineRule="auto"/>
-        <w:jc w:val="left"/>
+        <w:jc w:val="both"/>
         <w:rPr>
           <w:rFonts w:hint="default" w:ascii="Times New Roman" w:hAnsi="Times New Roman" w:eastAsia="Consolas" w:cs="Times New Roman"/>
           <w:b w:val="0"/>
@@ -1949,7 +1962,7 @@
         <w:suppressLineNumbers w:val="0"/>
         <w:shd w:val="clear" w:fill="FFFFFF"/>
         <w:spacing w:line="240" w:lineRule="auto"/>
-        <w:jc w:val="left"/>
+        <w:jc w:val="both"/>
         <w:rPr>
           <w:rFonts w:hint="default" w:ascii="Times New Roman" w:hAnsi="Times New Roman" w:cs="Times New Roman"/>
           <w:sz w:val="24"/>
@@ -1979,7 +1992,7 @@
         <w:suppressLineNumbers w:val="0"/>
         <w:shd w:val="clear" w:fill="FFFFFF"/>
         <w:spacing w:line="240" w:lineRule="auto"/>
-        <w:jc w:val="left"/>
+        <w:jc w:val="both"/>
         <w:rPr>
           <w:rFonts w:hint="default" w:ascii="Times New Roman" w:hAnsi="Times New Roman" w:eastAsia="Consolas" w:cs="Times New Roman"/>
           <w:b w:val="0"/>
@@ -2026,7 +2039,7 @@
         <w:suppressLineNumbers w:val="0"/>
         <w:shd w:val="clear" w:fill="FFFFFF"/>
         <w:spacing w:line="240" w:lineRule="auto"/>
-        <w:jc w:val="left"/>
+        <w:jc w:val="both"/>
         <w:rPr>
           <w:rFonts w:hint="default" w:ascii="Times New Roman" w:hAnsi="Times New Roman" w:eastAsia="Consolas" w:cs="Times New Roman"/>
           <w:b w:val="0"/>
@@ -2115,7 +2128,7 @@
         <w:suppressLineNumbers w:val="0"/>
         <w:shd w:val="clear" w:fill="FFFFFF"/>
         <w:spacing w:line="240" w:lineRule="auto"/>
-        <w:jc w:val="left"/>
+        <w:jc w:val="both"/>
         <w:rPr>
           <w:rFonts w:hint="default" w:ascii="Times New Roman" w:hAnsi="Times New Roman" w:eastAsia="Consolas" w:cs="Times New Roman"/>
           <w:b w:val="0"/>
@@ -2204,7 +2217,7 @@
         <w:suppressLineNumbers w:val="0"/>
         <w:shd w:val="clear" w:fill="FFFFFF"/>
         <w:spacing w:line="240" w:lineRule="auto"/>
-        <w:jc w:val="left"/>
+        <w:jc w:val="both"/>
         <w:rPr>
           <w:rFonts w:hint="default" w:ascii="Times New Roman" w:hAnsi="Times New Roman" w:cs="Times New Roman"/>
           <w:sz w:val="24"/>
@@ -2230,7 +2243,7 @@
       <w:pPr>
         <w:spacing w:line="360" w:lineRule="auto"/>
         <w:ind w:firstLine="420" w:firstLineChars="150"/>
-        <w:jc w:val="left"/>
+        <w:jc w:val="both"/>
         <w:rPr>
           <w:rFonts w:hint="default" w:ascii="Times New Roman" w:hAnsi="Times New Roman" w:cs="Times New Roman"/>
           <w:sz w:val="28"/>
@@ -2250,7 +2263,7 @@
       <w:pPr>
         <w:spacing w:line="360" w:lineRule="auto"/>
         <w:ind w:firstLine="420" w:firstLineChars="150"/>
-        <w:jc w:val="left"/>
+        <w:jc w:val="both"/>
         <w:rPr>
           <w:rFonts w:hint="default" w:ascii="Times New Roman" w:hAnsi="Times New Roman" w:cs="Times New Roman"/>
           <w:sz w:val="28"/>
@@ -2279,7 +2292,7 @@
     <w:p>
       <w:pPr>
         <w:spacing w:line="360" w:lineRule="auto"/>
-        <w:jc w:val="left"/>
+        <w:jc w:val="both"/>
         <w:rPr>
           <w:rFonts w:hint="default" w:ascii="Times New Roman" w:hAnsi="Times New Roman" w:cs="Times New Roman"/>
           <w:sz w:val="28"/>
@@ -2303,7 +2316,7 @@
         </w:numPr>
         <w:spacing w:line="360" w:lineRule="auto"/>
         <w:ind w:left="420" w:leftChars="0" w:hanging="420" w:firstLineChars="0"/>
-        <w:jc w:val="left"/>
+        <w:jc w:val="both"/>
         <w:rPr>
           <w:rFonts w:hint="default" w:ascii="Times New Roman" w:hAnsi="Times New Roman" w:cs="Times New Roman"/>
           <w:sz w:val="28"/>
@@ -2331,293 +2344,20 @@
     </w:p>
     <w:p>
       <w:pPr>
+        <w:numPr>
+          <w:ilvl w:val="0"/>
+          <w:numId w:val="1"/>
+        </w:numPr>
         <w:spacing w:line="360" w:lineRule="auto"/>
-        <w:jc w:val="left"/>
-        <w:rPr>
-          <w:rFonts w:hint="default" w:ascii="Times New Roman" w:hAnsi="Times New Roman" w:cs="Times New Roman"/>
-          <w:sz w:val="28"/>
-          <w:szCs w:val="28"/>
-        </w:rPr>
-      </w:pPr>
-      <w:r>
-        <w:rPr>
-          <w:rFonts w:hint="default" w:ascii="Times New Roman" w:hAnsi="Times New Roman" w:cs="Times New Roman"/>
-          <w:sz w:val="28"/>
-          <w:szCs w:val="28"/>
-        </w:rPr>
-        <w:t>animation-duration: Animatsiyaning bir marta bajarilishi uchun ketadigan vaqt.</w:t>
-      </w:r>
-    </w:p>
-    <w:p>
-      <w:pPr>
-        <w:spacing w:line="360" w:lineRule="auto"/>
-        <w:jc w:val="left"/>
-        <w:rPr>
-          <w:rFonts w:hint="default" w:ascii="Times New Roman" w:hAnsi="Times New Roman" w:cs="Times New Roman"/>
-          <w:sz w:val="28"/>
-          <w:szCs w:val="28"/>
-        </w:rPr>
-      </w:pPr>
-      <w:r>
-        <w:rPr>
-          <w:rFonts w:hint="default" w:ascii="Times New Roman" w:hAnsi="Times New Roman" w:cs="Times New Roman"/>
-          <w:sz w:val="28"/>
-          <w:szCs w:val="28"/>
-        </w:rPr>
-        <w:t>animation-timing-function: Animatsiyaning har bir bosqichida tezlik egri chizig’ini belgilaydi (transition dagi kabi).</w:t>
-      </w:r>
-    </w:p>
-    <w:p>
-      <w:pPr>
-        <w:spacing w:line="360" w:lineRule="auto"/>
-        <w:jc w:val="left"/>
-        <w:rPr>
-          <w:rFonts w:hint="default" w:ascii="Times New Roman" w:hAnsi="Times New Roman" w:cs="Times New Roman"/>
-          <w:sz w:val="28"/>
-          <w:szCs w:val="28"/>
-        </w:rPr>
-      </w:pPr>
-      <w:r>
-        <w:rPr>
-          <w:rFonts w:hint="default" w:ascii="Times New Roman" w:hAnsi="Times New Roman" w:cs="Times New Roman"/>
-          <w:sz w:val="28"/>
-          <w:szCs w:val="28"/>
-        </w:rPr>
-        <w:t>animation-delay: Animatsiyaning boshlanishidan oldin kutiladigan vaqt.</w:t>
-      </w:r>
-    </w:p>
-    <w:p>
-      <w:pPr>
-        <w:spacing w:line="360" w:lineRule="auto"/>
-        <w:jc w:val="left"/>
-        <w:rPr>
-          <w:rFonts w:hint="default" w:ascii="Times New Roman" w:hAnsi="Times New Roman" w:cs="Times New Roman"/>
-          <w:sz w:val="28"/>
-          <w:szCs w:val="28"/>
-        </w:rPr>
-      </w:pPr>
-      <w:r>
-        <w:rPr>
-          <w:rFonts w:hint="default" w:ascii="Times New Roman" w:hAnsi="Times New Roman" w:cs="Times New Roman"/>
-          <w:sz w:val="28"/>
-          <w:szCs w:val="28"/>
-        </w:rPr>
-        <w:t>animation-iteration-count: Animatsiyaning nechta marta takrorlanishini belgilaydi. infinite qiymati cheksiz takrorlanishni bildiradi.</w:t>
-      </w:r>
-    </w:p>
-    <w:p>
-      <w:pPr>
-        <w:spacing w:line="360" w:lineRule="auto"/>
-        <w:jc w:val="left"/>
-        <w:rPr>
-          <w:rFonts w:hint="default" w:ascii="Times New Roman" w:hAnsi="Times New Roman" w:cs="Times New Roman"/>
-          <w:sz w:val="28"/>
-          <w:szCs w:val="28"/>
-        </w:rPr>
-      </w:pPr>
-      <w:r>
-        <w:rPr>
-          <w:rFonts w:hint="default" w:ascii="Times New Roman" w:hAnsi="Times New Roman" w:cs="Times New Roman"/>
-          <w:sz w:val="28"/>
-          <w:szCs w:val="28"/>
-        </w:rPr>
-        <w:t>animation-direction: Animatsiyaning harakatlanish yo’nalishini belgilaydi.</w:t>
-      </w:r>
-    </w:p>
-    <w:p>
-      <w:pPr>
-        <w:spacing w:line="360" w:lineRule="auto"/>
-        <w:jc w:val="left"/>
-        <w:rPr>
-          <w:rFonts w:hint="default" w:ascii="Times New Roman" w:hAnsi="Times New Roman" w:cs="Times New Roman"/>
-          <w:sz w:val="28"/>
-          <w:szCs w:val="28"/>
-        </w:rPr>
-      </w:pPr>
-      <w:r>
-        <w:rPr>
-          <w:rFonts w:hint="default" w:ascii="Times New Roman" w:hAnsi="Times New Roman" w:cs="Times New Roman"/>
-          <w:sz w:val="28"/>
-          <w:szCs w:val="28"/>
-        </w:rPr>
-        <w:t>normal (standart, oldinga)</w:t>
-      </w:r>
-    </w:p>
-    <w:p>
-      <w:pPr>
-        <w:spacing w:line="360" w:lineRule="auto"/>
-        <w:jc w:val="left"/>
-        <w:rPr>
-          <w:rFonts w:hint="default" w:ascii="Times New Roman" w:hAnsi="Times New Roman" w:cs="Times New Roman"/>
-          <w:sz w:val="28"/>
-          <w:szCs w:val="28"/>
-        </w:rPr>
-      </w:pPr>
-      <w:r>
-        <w:rPr>
-          <w:rFonts w:hint="default" w:ascii="Times New Roman" w:hAnsi="Times New Roman" w:cs="Times New Roman"/>
-          <w:sz w:val="28"/>
-          <w:szCs w:val="28"/>
-        </w:rPr>
-        <w:t>reverse (orqaga)</w:t>
-      </w:r>
-    </w:p>
-    <w:p>
-      <w:pPr>
-        <w:spacing w:line="360" w:lineRule="auto"/>
-        <w:jc w:val="left"/>
-        <w:rPr>
-          <w:rFonts w:hint="default" w:ascii="Times New Roman" w:hAnsi="Times New Roman" w:cs="Times New Roman"/>
-          <w:sz w:val="28"/>
-          <w:szCs w:val="28"/>
-        </w:rPr>
-      </w:pPr>
-      <w:r>
-        <w:rPr>
-          <w:rFonts w:hint="default" w:ascii="Times New Roman" w:hAnsi="Times New Roman" w:cs="Times New Roman"/>
-          <w:sz w:val="28"/>
-          <w:szCs w:val="28"/>
-        </w:rPr>
-        <w:t>alternate (oldinga, keyin orqaga)</w:t>
-      </w:r>
-    </w:p>
-    <w:p>
-      <w:pPr>
-        <w:spacing w:line="360" w:lineRule="auto"/>
-        <w:jc w:val="left"/>
-        <w:rPr>
-          <w:rFonts w:hint="default" w:ascii="Times New Roman" w:hAnsi="Times New Roman" w:cs="Times New Roman"/>
-          <w:sz w:val="28"/>
-          <w:szCs w:val="28"/>
-        </w:rPr>
-      </w:pPr>
-      <w:r>
-        <w:rPr>
-          <w:rFonts w:hint="default" w:ascii="Times New Roman" w:hAnsi="Times New Roman" w:cs="Times New Roman"/>
-          <w:sz w:val="28"/>
-          <w:szCs w:val="28"/>
-        </w:rPr>
-        <w:t>alternate-reverse (orqaga, keyin oldinga)</w:t>
-      </w:r>
-    </w:p>
-    <w:p>
-      <w:pPr>
-        <w:spacing w:line="360" w:lineRule="auto"/>
-        <w:jc w:val="left"/>
-        <w:rPr>
-          <w:rFonts w:hint="default" w:ascii="Times New Roman" w:hAnsi="Times New Roman" w:cs="Times New Roman"/>
-          <w:sz w:val="28"/>
-          <w:szCs w:val="28"/>
-        </w:rPr>
-      </w:pPr>
-      <w:r>
-        <w:rPr>
-          <w:rFonts w:hint="default" w:ascii="Times New Roman" w:hAnsi="Times New Roman" w:cs="Times New Roman"/>
-          <w:sz w:val="28"/>
-          <w:szCs w:val="28"/>
-        </w:rPr>
-        <w:t>animation-fill-mode: Animatsiya tugaganidan keyin elementning qanday holatda qolishini belgilaydi.</w:t>
-      </w:r>
-    </w:p>
-    <w:p>
-      <w:pPr>
-        <w:spacing w:line="360" w:lineRule="auto"/>
-        <w:jc w:val="left"/>
-        <w:rPr>
-          <w:rFonts w:hint="default" w:ascii="Times New Roman" w:hAnsi="Times New Roman" w:cs="Times New Roman"/>
-          <w:sz w:val="28"/>
-          <w:szCs w:val="28"/>
-        </w:rPr>
-      </w:pPr>
-      <w:r>
-        <w:rPr>
-          <w:rFonts w:hint="default" w:ascii="Times New Roman" w:hAnsi="Times New Roman" w:cs="Times New Roman"/>
-          <w:sz w:val="28"/>
-          <w:szCs w:val="28"/>
-        </w:rPr>
-        <w:t>none (standart, o’zgarmas holatda qoladi)</w:t>
-      </w:r>
-    </w:p>
-    <w:p>
-      <w:pPr>
-        <w:spacing w:line="360" w:lineRule="auto"/>
-        <w:jc w:val="left"/>
-        <w:rPr>
-          <w:rFonts w:hint="default" w:ascii="Times New Roman" w:hAnsi="Times New Roman" w:cs="Times New Roman"/>
-          <w:sz w:val="28"/>
-          <w:szCs w:val="28"/>
-        </w:rPr>
-      </w:pPr>
-      <w:r>
-        <w:rPr>
-          <w:rFonts w:hint="default" w:ascii="Times New Roman" w:hAnsi="Times New Roman" w:cs="Times New Roman"/>
-          <w:sz w:val="28"/>
-          <w:szCs w:val="28"/>
-        </w:rPr>
-        <w:t>forwards (animatsiyaning oxirgi holatida qoladi)</w:t>
-      </w:r>
-    </w:p>
-    <w:p>
-      <w:pPr>
-        <w:spacing w:line="360" w:lineRule="auto"/>
-        <w:jc w:val="left"/>
-        <w:rPr>
-          <w:rFonts w:hint="default" w:ascii="Times New Roman" w:hAnsi="Times New Roman" w:cs="Times New Roman"/>
-          <w:sz w:val="28"/>
-          <w:szCs w:val="28"/>
-        </w:rPr>
-      </w:pPr>
-      <w:r>
-        <w:rPr>
-          <w:rFonts w:hint="default" w:ascii="Times New Roman" w:hAnsi="Times New Roman" w:cs="Times New Roman"/>
-          <w:sz w:val="28"/>
-          <w:szCs w:val="28"/>
-        </w:rPr>
-        <w:t>backwards (animatsiyaning boshlang’ich holatida qoladi)</w:t>
-      </w:r>
-    </w:p>
-    <w:p>
-      <w:pPr>
-        <w:spacing w:line="360" w:lineRule="auto"/>
-        <w:jc w:val="left"/>
-        <w:rPr>
-          <w:rFonts w:hint="default" w:ascii="Times New Roman" w:hAnsi="Times New Roman" w:cs="Times New Roman"/>
-          <w:sz w:val="28"/>
-          <w:szCs w:val="28"/>
-        </w:rPr>
-      </w:pPr>
-      <w:r>
-        <w:rPr>
-          <w:rFonts w:hint="default" w:ascii="Times New Roman" w:hAnsi="Times New Roman" w:cs="Times New Roman"/>
-          <w:sz w:val="28"/>
-          <w:szCs w:val="28"/>
-        </w:rPr>
-        <w:t>both (boshlang’ich va oxirgi holatlarda qoladi)</w:t>
-      </w:r>
-    </w:p>
-    <w:p>
-      <w:pPr>
-        <w:spacing w:line="360" w:lineRule="auto"/>
-        <w:jc w:val="left"/>
-        <w:rPr>
-          <w:rFonts w:hint="default" w:ascii="Times New Roman" w:hAnsi="Times New Roman" w:cs="Times New Roman"/>
-          <w:sz w:val="28"/>
-          <w:szCs w:val="28"/>
-        </w:rPr>
-      </w:pPr>
-      <w:r>
-        <w:rPr>
-          <w:rFonts w:hint="default" w:ascii="Times New Roman" w:hAnsi="Times New Roman" w:cs="Times New Roman"/>
-          <w:sz w:val="28"/>
-          <w:szCs w:val="28"/>
-        </w:rPr>
-        <w:t>animation-play-state: Animatsiyani pauza qilish (paused) yoki davom ettirish (running).</w:t>
-      </w:r>
-    </w:p>
-    <w:p>
-      <w:pPr>
-        <w:spacing w:line="360" w:lineRule="auto"/>
-        <w:jc w:val="left"/>
+        <w:ind w:left="420" w:leftChars="0" w:hanging="420" w:firstLineChars="0"/>
+        <w:jc w:val="both"/>
+        <w:rPr>
+          <w:rFonts w:hint="default" w:ascii="Times New Roman" w:hAnsi="Times New Roman" w:cs="Times New Roman"/>
+          <w:sz w:val="28"/>
+          <w:szCs w:val="28"/>
+        </w:rPr>
+      </w:pPr>
+      <w:r>
         <w:rPr>
           <w:rFonts w:hint="default" w:ascii="Times New Roman" w:hAnsi="Times New Roman" w:cs="Times New Roman"/>
           <w:b/>
@@ -2625,6 +2365,31 @@
           <w:sz w:val="28"/>
           <w:szCs w:val="28"/>
         </w:rPr>
+        <w:t xml:space="preserve">animation-duration: </w:t>
+      </w:r>
+      <w:r>
+        <w:rPr>
+          <w:rFonts w:hint="default" w:ascii="Times New Roman" w:hAnsi="Times New Roman" w:cs="Times New Roman"/>
+          <w:sz w:val="28"/>
+          <w:szCs w:val="28"/>
+        </w:rPr>
+        <w:t>Animatsiyaning bir marta bajarilishi uchun ketadigan vaqt.</w:t>
+      </w:r>
+    </w:p>
+    <w:p>
+      <w:pPr>
+        <w:numPr>
+          <w:ilvl w:val="0"/>
+          <w:numId w:val="1"/>
+        </w:numPr>
+        <w:spacing w:line="360" w:lineRule="auto"/>
+        <w:ind w:left="420" w:leftChars="0" w:hanging="420" w:firstLineChars="0"/>
+        <w:jc w:val="both"/>
+        <w:rPr>
+          <w:rFonts w:hint="default" w:ascii="Times New Roman" w:hAnsi="Times New Roman" w:cs="Times New Roman"/>
+          <w:sz w:val="28"/>
+          <w:szCs w:val="28"/>
+        </w:rPr>
       </w:pPr>
       <w:r>
         <w:rPr>
@@ -2634,260 +2399,33 @@
           <w:sz w:val="28"/>
           <w:szCs w:val="28"/>
         </w:rPr>
-        <w:t>@keyframes qoidasi:</w:t>
-      </w:r>
-    </w:p>
-    <w:p>
-      <w:pPr>
+        <w:t xml:space="preserve">animation-timing-function: </w:t>
+      </w:r>
+      <w:r>
+        <w:rPr>
+          <w:rFonts w:hint="default" w:ascii="Times New Roman" w:hAnsi="Times New Roman" w:cs="Times New Roman"/>
+          <w:sz w:val="28"/>
+          <w:szCs w:val="28"/>
+        </w:rPr>
+        <w:t>Animatsiyaning har bir bosqichida tezlik egri chizig’ini belgilaydi (transition dagi kabi).</w:t>
+      </w:r>
+    </w:p>
+    <w:p>
+      <w:pPr>
+        <w:numPr>
+          <w:ilvl w:val="0"/>
+          <w:numId w:val="1"/>
+        </w:numPr>
         <w:spacing w:line="360" w:lineRule="auto"/>
-        <w:jc w:val="left"/>
-        <w:rPr>
-          <w:rFonts w:hint="default" w:ascii="Times New Roman" w:hAnsi="Times New Roman" w:cs="Times New Roman"/>
-          <w:sz w:val="28"/>
-          <w:szCs w:val="28"/>
-        </w:rPr>
-      </w:pPr>
-      <w:r>
-        <w:rPr>
-          <w:rFonts w:hint="default" w:ascii="Times New Roman" w:hAnsi="Times New Roman" w:cs="Times New Roman"/>
-          <w:sz w:val="28"/>
-          <w:szCs w:val="28"/>
-        </w:rPr>
-        <w:t>Bu qoida animatsiyaning har bir bosqichidagi element holatini aniqlaydi. U 0% dan 100% gacha yoki from (0%) va to (100%) kalit so’zlari yordamida yoziladi.</w:t>
-      </w:r>
-    </w:p>
-    <w:p>
-      <w:pPr>
-        <w:spacing w:line="240" w:lineRule="auto"/>
-        <w:jc w:val="left"/>
-        <w:rPr>
-          <w:rFonts w:hint="default" w:ascii="Times New Roman" w:hAnsi="Times New Roman" w:cs="Times New Roman"/>
-          <w:sz w:val="24"/>
-          <w:szCs w:val="24"/>
-        </w:rPr>
-      </w:pPr>
-      <w:r>
-        <w:rPr>
-          <w:rFonts w:hint="default" w:ascii="Times New Roman" w:hAnsi="Times New Roman" w:cs="Times New Roman"/>
-          <w:sz w:val="24"/>
-          <w:szCs w:val="24"/>
-        </w:rPr>
-        <w:t>@keyframes animation-name {</w:t>
-      </w:r>
-    </w:p>
-    <w:p>
-      <w:pPr>
-        <w:spacing w:line="240" w:lineRule="auto"/>
-        <w:jc w:val="left"/>
-        <w:rPr>
-          <w:rFonts w:hint="default" w:ascii="Times New Roman" w:hAnsi="Times New Roman" w:cs="Times New Roman"/>
-          <w:sz w:val="24"/>
-          <w:szCs w:val="24"/>
-        </w:rPr>
-      </w:pPr>
-      <w:r>
-        <w:rPr>
-          <w:rFonts w:hint="default" w:ascii="Times New Roman" w:hAnsi="Times New Roman" w:cs="Times New Roman"/>
-          <w:sz w:val="24"/>
-          <w:szCs w:val="24"/>
-        </w:rPr>
-        <w:t xml:space="preserve">  /* Bosqichlar */</w:t>
-      </w:r>
-    </w:p>
-    <w:p>
-      <w:pPr>
-        <w:spacing w:line="240" w:lineRule="auto"/>
-        <w:jc w:val="left"/>
-        <w:rPr>
-          <w:rFonts w:hint="default" w:ascii="Times New Roman" w:hAnsi="Times New Roman" w:cs="Times New Roman"/>
-          <w:sz w:val="24"/>
-          <w:szCs w:val="24"/>
-        </w:rPr>
-      </w:pPr>
-      <w:r>
-        <w:rPr>
-          <w:rFonts w:hint="default" w:ascii="Times New Roman" w:hAnsi="Times New Roman" w:cs="Times New Roman"/>
-          <w:sz w:val="24"/>
-          <w:szCs w:val="24"/>
-        </w:rPr>
-        <w:t xml:space="preserve">  0% {</w:t>
-      </w:r>
-    </w:p>
-    <w:p>
-      <w:pPr>
-        <w:spacing w:line="240" w:lineRule="auto"/>
-        <w:jc w:val="left"/>
-        <w:rPr>
-          <w:rFonts w:hint="default" w:ascii="Times New Roman" w:hAnsi="Times New Roman" w:cs="Times New Roman"/>
-          <w:sz w:val="24"/>
-          <w:szCs w:val="24"/>
-        </w:rPr>
-      </w:pPr>
-      <w:r>
-        <w:rPr>
-          <w:rFonts w:hint="default" w:ascii="Times New Roman" w:hAnsi="Times New Roman" w:cs="Times New Roman"/>
-          <w:sz w:val="24"/>
-          <w:szCs w:val="24"/>
-        </w:rPr>
-        <w:t xml:space="preserve">    /* boshlang'ich holat CSS xususiyatlari */</w:t>
-      </w:r>
-    </w:p>
-    <w:p>
-      <w:pPr>
-        <w:spacing w:line="240" w:lineRule="auto"/>
-        <w:jc w:val="left"/>
-        <w:rPr>
-          <w:rFonts w:hint="default" w:ascii="Times New Roman" w:hAnsi="Times New Roman" w:cs="Times New Roman"/>
-          <w:sz w:val="24"/>
-          <w:szCs w:val="24"/>
-        </w:rPr>
-      </w:pPr>
-      <w:r>
-        <w:rPr>
-          <w:rFonts w:hint="default" w:ascii="Times New Roman" w:hAnsi="Times New Roman" w:cs="Times New Roman"/>
-          <w:sz w:val="24"/>
-          <w:szCs w:val="24"/>
-        </w:rPr>
-        <w:t xml:space="preserve">  }</w:t>
-      </w:r>
-    </w:p>
-    <w:p>
-      <w:pPr>
-        <w:spacing w:line="240" w:lineRule="auto"/>
-        <w:jc w:val="left"/>
-        <w:rPr>
-          <w:rFonts w:hint="default" w:ascii="Times New Roman" w:hAnsi="Times New Roman" w:cs="Times New Roman"/>
-          <w:sz w:val="24"/>
-          <w:szCs w:val="24"/>
-        </w:rPr>
-      </w:pPr>
-      <w:r>
-        <w:rPr>
-          <w:rFonts w:hint="default" w:ascii="Times New Roman" w:hAnsi="Times New Roman" w:cs="Times New Roman"/>
-          <w:sz w:val="24"/>
-          <w:szCs w:val="24"/>
-        </w:rPr>
-        <w:t xml:space="preserve">  50% {</w:t>
-      </w:r>
-    </w:p>
-    <w:p>
-      <w:pPr>
-        <w:spacing w:line="240" w:lineRule="auto"/>
-        <w:jc w:val="left"/>
-        <w:rPr>
-          <w:rFonts w:hint="default" w:ascii="Times New Roman" w:hAnsi="Times New Roman" w:cs="Times New Roman"/>
-          <w:sz w:val="24"/>
-          <w:szCs w:val="24"/>
-        </w:rPr>
-      </w:pPr>
-      <w:r>
-        <w:rPr>
-          <w:rFonts w:hint="default" w:ascii="Times New Roman" w:hAnsi="Times New Roman" w:cs="Times New Roman"/>
-          <w:sz w:val="24"/>
-          <w:szCs w:val="24"/>
-        </w:rPr>
-        <w:t xml:space="preserve">    /* o'rta holat CSS xususiyatlari */</w:t>
-      </w:r>
-    </w:p>
-    <w:p>
-      <w:pPr>
-        <w:spacing w:line="240" w:lineRule="auto"/>
-        <w:jc w:val="left"/>
-        <w:rPr>
-          <w:rFonts w:hint="default" w:ascii="Times New Roman" w:hAnsi="Times New Roman" w:cs="Times New Roman"/>
-          <w:sz w:val="24"/>
-          <w:szCs w:val="24"/>
-        </w:rPr>
-      </w:pPr>
-      <w:r>
-        <w:rPr>
-          <w:rFonts w:hint="default" w:ascii="Times New Roman" w:hAnsi="Times New Roman" w:cs="Times New Roman"/>
-          <w:sz w:val="24"/>
-          <w:szCs w:val="24"/>
-        </w:rPr>
-        <w:t xml:space="preserve">  }</w:t>
-      </w:r>
-    </w:p>
-    <w:p>
-      <w:pPr>
-        <w:spacing w:line="240" w:lineRule="auto"/>
-        <w:jc w:val="left"/>
-        <w:rPr>
-          <w:rFonts w:hint="default" w:ascii="Times New Roman" w:hAnsi="Times New Roman" w:cs="Times New Roman"/>
-          <w:sz w:val="24"/>
-          <w:szCs w:val="24"/>
-        </w:rPr>
-      </w:pPr>
-      <w:r>
-        <w:rPr>
-          <w:rFonts w:hint="default" w:ascii="Times New Roman" w:hAnsi="Times New Roman" w:cs="Times New Roman"/>
-          <w:sz w:val="24"/>
-          <w:szCs w:val="24"/>
-        </w:rPr>
-        <w:t xml:space="preserve">  100% {</w:t>
-      </w:r>
-    </w:p>
-    <w:p>
-      <w:pPr>
-        <w:spacing w:line="240" w:lineRule="auto"/>
-        <w:jc w:val="left"/>
-        <w:rPr>
-          <w:rFonts w:hint="default" w:ascii="Times New Roman" w:hAnsi="Times New Roman" w:cs="Times New Roman"/>
-          <w:sz w:val="24"/>
-          <w:szCs w:val="24"/>
-        </w:rPr>
-      </w:pPr>
-      <w:r>
-        <w:rPr>
-          <w:rFonts w:hint="default" w:ascii="Times New Roman" w:hAnsi="Times New Roman" w:cs="Times New Roman"/>
-          <w:sz w:val="24"/>
-          <w:szCs w:val="24"/>
-        </w:rPr>
-        <w:t xml:space="preserve">    /* oxirgi holat CSS xususiyatlari */</w:t>
-      </w:r>
-    </w:p>
-    <w:p>
-      <w:pPr>
-        <w:spacing w:line="240" w:lineRule="auto"/>
-        <w:jc w:val="left"/>
-        <w:rPr>
-          <w:rFonts w:hint="default" w:ascii="Times New Roman" w:hAnsi="Times New Roman" w:cs="Times New Roman"/>
-          <w:sz w:val="24"/>
-          <w:szCs w:val="24"/>
-        </w:rPr>
-      </w:pPr>
-      <w:r>
-        <w:rPr>
-          <w:rFonts w:hint="default" w:ascii="Times New Roman" w:hAnsi="Times New Roman" w:cs="Times New Roman"/>
-          <w:sz w:val="24"/>
-          <w:szCs w:val="24"/>
-        </w:rPr>
-        <w:t xml:space="preserve">  }</w:t>
-      </w:r>
-    </w:p>
-    <w:p>
-      <w:pPr>
-        <w:spacing w:line="240" w:lineRule="auto"/>
-        <w:jc w:val="left"/>
-        <w:rPr>
-          <w:rFonts w:hint="default" w:ascii="Times New Roman" w:hAnsi="Times New Roman" w:cs="Times New Roman"/>
-          <w:sz w:val="24"/>
-          <w:szCs w:val="24"/>
-        </w:rPr>
-      </w:pPr>
-      <w:r>
-        <w:rPr>
-          <w:rFonts w:hint="default" w:ascii="Times New Roman" w:hAnsi="Times New Roman" w:cs="Times New Roman"/>
-          <w:sz w:val="24"/>
-          <w:szCs w:val="24"/>
-        </w:rPr>
-        <w:t>}</w:t>
-      </w:r>
-    </w:p>
-    <w:p>
-      <w:pPr>
-        <w:spacing w:line="360" w:lineRule="auto"/>
-        <w:jc w:val="left"/>
+        <w:ind w:left="420" w:leftChars="0" w:hanging="420" w:firstLineChars="0"/>
+        <w:jc w:val="both"/>
+        <w:rPr>
+          <w:rFonts w:hint="default" w:ascii="Times New Roman" w:hAnsi="Times New Roman" w:cs="Times New Roman"/>
+          <w:sz w:val="28"/>
+          <w:szCs w:val="28"/>
+        </w:rPr>
+      </w:pPr>
+      <w:r>
         <w:rPr>
           <w:rFonts w:hint="default" w:ascii="Times New Roman" w:hAnsi="Times New Roman" w:cs="Times New Roman"/>
           <w:b/>
@@ -2895,6 +2433,31 @@
           <w:sz w:val="28"/>
           <w:szCs w:val="28"/>
         </w:rPr>
+        <w:t>animation-delay:</w:t>
+      </w:r>
+      <w:r>
+        <w:rPr>
+          <w:rFonts w:hint="default" w:ascii="Times New Roman" w:hAnsi="Times New Roman" w:cs="Times New Roman"/>
+          <w:sz w:val="28"/>
+          <w:szCs w:val="28"/>
+        </w:rPr>
+        <w:t xml:space="preserve"> Animatsiyaning boshlanishidan oldin kutiladigan vaqt.</w:t>
+      </w:r>
+    </w:p>
+    <w:p>
+      <w:pPr>
+        <w:numPr>
+          <w:ilvl w:val="0"/>
+          <w:numId w:val="1"/>
+        </w:numPr>
+        <w:spacing w:line="360" w:lineRule="auto"/>
+        <w:ind w:left="420" w:leftChars="0" w:hanging="420" w:firstLineChars="0"/>
+        <w:jc w:val="both"/>
+        <w:rPr>
+          <w:rFonts w:hint="default" w:ascii="Times New Roman" w:hAnsi="Times New Roman" w:cs="Times New Roman"/>
+          <w:sz w:val="28"/>
+          <w:szCs w:val="28"/>
+        </w:rPr>
       </w:pPr>
       <w:r>
         <w:rPr>
@@ -2904,345 +2467,585 @@
           <w:sz w:val="28"/>
           <w:szCs w:val="28"/>
         </w:rPr>
-        <w:t>Sintaksis (qisqa shakli):</w:t>
-      </w:r>
-    </w:p>
-    <w:p>
-      <w:pPr>
+        <w:t>animation-iteration-count:</w:t>
+      </w:r>
+      <w:r>
+        <w:rPr>
+          <w:rFonts w:hint="default" w:ascii="Times New Roman" w:hAnsi="Times New Roman" w:cs="Times New Roman"/>
+          <w:sz w:val="28"/>
+          <w:szCs w:val="28"/>
+        </w:rPr>
+        <w:t xml:space="preserve"> Animatsiyaning nechta marta takrorlanishini belgilaydi. infinite qiymati cheksiz takrorlanishni bildiradi.</w:t>
+      </w:r>
+    </w:p>
+    <w:p>
+      <w:pPr>
+        <w:numPr>
+          <w:ilvl w:val="0"/>
+          <w:numId w:val="1"/>
+        </w:numPr>
         <w:spacing w:line="360" w:lineRule="auto"/>
-        <w:jc w:val="left"/>
-        <w:rPr>
-          <w:rFonts w:hint="default" w:ascii="Times New Roman" w:hAnsi="Times New Roman" w:cs="Times New Roman"/>
-          <w:sz w:val="28"/>
-          <w:szCs w:val="28"/>
-        </w:rPr>
-      </w:pPr>
-      <w:r>
-        <w:rPr>
-          <w:rFonts w:hint="default" w:ascii="Times New Roman" w:hAnsi="Times New Roman" w:cs="Times New Roman"/>
-          <w:sz w:val="28"/>
-          <w:szCs w:val="28"/>
-        </w:rPr>
-        <w:t>animation: [animation-name] [animation-duration] [animation-timing-function] [animation-delay] [animation-iteration-count] [animation-direction] [animation-fill-mode];</w:t>
-      </w:r>
-    </w:p>
-    <w:p>
-      <w:pPr>
+        <w:ind w:left="420" w:leftChars="0" w:hanging="420" w:firstLineChars="0"/>
+        <w:jc w:val="both"/>
+        <w:rPr>
+          <w:rFonts w:hint="default" w:ascii="Times New Roman" w:hAnsi="Times New Roman" w:cs="Times New Roman"/>
+          <w:sz w:val="28"/>
+          <w:szCs w:val="28"/>
+        </w:rPr>
+      </w:pPr>
+      <w:r>
+        <w:rPr>
+          <w:rFonts w:hint="default" w:ascii="Times New Roman" w:hAnsi="Times New Roman" w:cs="Times New Roman"/>
+          <w:b/>
+          <w:bCs/>
+          <w:sz w:val="28"/>
+          <w:szCs w:val="28"/>
+        </w:rPr>
+        <w:t xml:space="preserve">animation-direction: </w:t>
+      </w:r>
+      <w:r>
+        <w:rPr>
+          <w:rFonts w:hint="default" w:ascii="Times New Roman" w:hAnsi="Times New Roman" w:cs="Times New Roman"/>
+          <w:sz w:val="28"/>
+          <w:szCs w:val="28"/>
+        </w:rPr>
+        <w:t>Animatsiyaning harakatlanish yo’nalishini belgilaydi.</w:t>
+      </w:r>
+    </w:p>
+    <w:p>
+      <w:pPr>
+        <w:numPr>
+          <w:ilvl w:val="0"/>
+          <w:numId w:val="2"/>
+        </w:numPr>
         <w:spacing w:line="360" w:lineRule="auto"/>
-        <w:jc w:val="left"/>
-        <w:rPr>
-          <w:rFonts w:hint="default" w:ascii="Times New Roman" w:hAnsi="Times New Roman" w:cs="Times New Roman"/>
-          <w:sz w:val="28"/>
-          <w:szCs w:val="28"/>
-        </w:rPr>
-      </w:pPr>
-      <w:r>
-        <w:rPr>
-          <w:rFonts w:hint="default" w:ascii="Times New Roman" w:hAnsi="Times New Roman" w:cs="Times New Roman"/>
-          <w:sz w:val="28"/>
-          <w:szCs w:val="28"/>
-        </w:rPr>
-        <w:t>Misol:</w:t>
-      </w:r>
-    </w:p>
-    <w:p>
-      <w:pPr>
-        <w:spacing w:line="240" w:lineRule="auto"/>
-        <w:jc w:val="left"/>
-        <w:rPr>
-          <w:rFonts w:hint="default" w:ascii="Times New Roman" w:hAnsi="Times New Roman" w:cs="Times New Roman"/>
-          <w:sz w:val="24"/>
-          <w:szCs w:val="24"/>
-        </w:rPr>
-      </w:pPr>
-      <w:r>
-        <w:rPr>
-          <w:rFonts w:hint="default" w:ascii="Times New Roman" w:hAnsi="Times New Roman" w:cs="Times New Roman"/>
-          <w:sz w:val="24"/>
-          <w:szCs w:val="24"/>
-        </w:rPr>
-        <w:t>@keyframes moveRight {</w:t>
-      </w:r>
-    </w:p>
-    <w:p>
-      <w:pPr>
-        <w:spacing w:line="240" w:lineRule="auto"/>
-        <w:jc w:val="left"/>
-        <w:rPr>
-          <w:rFonts w:hint="default" w:ascii="Times New Roman" w:hAnsi="Times New Roman" w:cs="Times New Roman"/>
-          <w:sz w:val="24"/>
-          <w:szCs w:val="24"/>
-        </w:rPr>
-      </w:pPr>
-      <w:r>
-        <w:rPr>
-          <w:rFonts w:hint="default" w:ascii="Times New Roman" w:hAnsi="Times New Roman" w:cs="Times New Roman"/>
-          <w:sz w:val="24"/>
-          <w:szCs w:val="24"/>
-        </w:rPr>
-        <w:t xml:space="preserve">  from {</w:t>
-      </w:r>
-    </w:p>
-    <w:p>
-      <w:pPr>
-        <w:spacing w:line="240" w:lineRule="auto"/>
-        <w:jc w:val="left"/>
-        <w:rPr>
-          <w:rFonts w:hint="default" w:ascii="Times New Roman" w:hAnsi="Times New Roman" w:cs="Times New Roman"/>
-          <w:sz w:val="24"/>
-          <w:szCs w:val="24"/>
-        </w:rPr>
-      </w:pPr>
-      <w:r>
-        <w:rPr>
-          <w:rFonts w:hint="default" w:ascii="Times New Roman" w:hAnsi="Times New Roman" w:cs="Times New Roman"/>
-          <w:sz w:val="24"/>
-          <w:szCs w:val="24"/>
-        </w:rPr>
-        <w:t xml:space="preserve">    transform: translateX(0);</w:t>
-      </w:r>
-    </w:p>
-    <w:p>
-      <w:pPr>
-        <w:spacing w:line="240" w:lineRule="auto"/>
-        <w:jc w:val="left"/>
-        <w:rPr>
-          <w:rFonts w:hint="default" w:ascii="Times New Roman" w:hAnsi="Times New Roman" w:cs="Times New Roman"/>
-          <w:sz w:val="24"/>
-          <w:szCs w:val="24"/>
-        </w:rPr>
-      </w:pPr>
-      <w:r>
-        <w:rPr>
-          <w:rFonts w:hint="default" w:ascii="Times New Roman" w:hAnsi="Times New Roman" w:cs="Times New Roman"/>
-          <w:sz w:val="24"/>
-          <w:szCs w:val="24"/>
-        </w:rPr>
-        <w:t xml:space="preserve">  }</w:t>
-      </w:r>
-    </w:p>
-    <w:p>
-      <w:pPr>
-        <w:spacing w:line="240" w:lineRule="auto"/>
-        <w:jc w:val="left"/>
-        <w:rPr>
-          <w:rFonts w:hint="default" w:ascii="Times New Roman" w:hAnsi="Times New Roman" w:cs="Times New Roman"/>
-          <w:sz w:val="24"/>
-          <w:szCs w:val="24"/>
-        </w:rPr>
-      </w:pPr>
-      <w:r>
-        <w:rPr>
-          <w:rFonts w:hint="default" w:ascii="Times New Roman" w:hAnsi="Times New Roman" w:cs="Times New Roman"/>
-          <w:sz w:val="24"/>
-          <w:szCs w:val="24"/>
-        </w:rPr>
-        <w:t xml:space="preserve">  to {</w:t>
-      </w:r>
-    </w:p>
-    <w:p>
-      <w:pPr>
-        <w:spacing w:line="240" w:lineRule="auto"/>
-        <w:jc w:val="left"/>
-        <w:rPr>
-          <w:rFonts w:hint="default" w:ascii="Times New Roman" w:hAnsi="Times New Roman" w:cs="Times New Roman"/>
-          <w:sz w:val="24"/>
-          <w:szCs w:val="24"/>
-        </w:rPr>
-      </w:pPr>
-      <w:r>
-        <w:rPr>
-          <w:rFonts w:hint="default" w:ascii="Times New Roman" w:hAnsi="Times New Roman" w:cs="Times New Roman"/>
-          <w:sz w:val="24"/>
-          <w:szCs w:val="24"/>
-        </w:rPr>
-        <w:t xml:space="preserve">    transform: translateX(100px);</w:t>
-      </w:r>
-    </w:p>
-    <w:p>
-      <w:pPr>
-        <w:spacing w:line="240" w:lineRule="auto"/>
-        <w:jc w:val="left"/>
-        <w:rPr>
-          <w:rFonts w:hint="default" w:ascii="Times New Roman" w:hAnsi="Times New Roman" w:cs="Times New Roman"/>
-          <w:sz w:val="24"/>
-          <w:szCs w:val="24"/>
-        </w:rPr>
-      </w:pPr>
-      <w:r>
-        <w:rPr>
-          <w:rFonts w:hint="default" w:ascii="Times New Roman" w:hAnsi="Times New Roman" w:cs="Times New Roman"/>
-          <w:sz w:val="24"/>
-          <w:szCs w:val="24"/>
-        </w:rPr>
-        <w:t xml:space="preserve">  }</w:t>
-      </w:r>
-    </w:p>
-    <w:p>
-      <w:pPr>
-        <w:spacing w:line="240" w:lineRule="auto"/>
-        <w:jc w:val="left"/>
-        <w:rPr>
-          <w:rFonts w:hint="default" w:ascii="Times New Roman" w:hAnsi="Times New Roman" w:cs="Times New Roman"/>
-          <w:sz w:val="24"/>
-          <w:szCs w:val="24"/>
-        </w:rPr>
-      </w:pPr>
-      <w:r>
-        <w:rPr>
-          <w:rFonts w:hint="default" w:ascii="Times New Roman" w:hAnsi="Times New Roman" w:cs="Times New Roman"/>
-          <w:sz w:val="24"/>
-          <w:szCs w:val="24"/>
-        </w:rPr>
-        <w:t>}</w:t>
-      </w:r>
-    </w:p>
-    <w:p>
-      <w:pPr>
-        <w:spacing w:line="240" w:lineRule="auto"/>
-        <w:jc w:val="left"/>
-        <w:rPr>
-          <w:rFonts w:hint="default" w:ascii="Times New Roman" w:hAnsi="Times New Roman" w:cs="Times New Roman"/>
-          <w:sz w:val="24"/>
-          <w:szCs w:val="24"/>
-        </w:rPr>
-      </w:pPr>
-      <w:r>
-        <w:rPr>
-          <w:rFonts w:hint="default" w:ascii="Times New Roman" w:hAnsi="Times New Roman" w:cs="Times New Roman"/>
-          <w:sz w:val="24"/>
-          <w:szCs w:val="24"/>
-        </w:rPr>
-        <w:t>.animated-box {</w:t>
-      </w:r>
-    </w:p>
-    <w:p>
-      <w:pPr>
-        <w:spacing w:line="240" w:lineRule="auto"/>
-        <w:jc w:val="left"/>
-        <w:rPr>
-          <w:rFonts w:hint="default" w:ascii="Times New Roman" w:hAnsi="Times New Roman" w:cs="Times New Roman"/>
-          <w:sz w:val="24"/>
-          <w:szCs w:val="24"/>
-        </w:rPr>
-      </w:pPr>
-      <w:r>
-        <w:rPr>
-          <w:rFonts w:hint="default" w:ascii="Times New Roman" w:hAnsi="Times New Roman" w:cs="Times New Roman"/>
-          <w:sz w:val="24"/>
-          <w:szCs w:val="24"/>
-        </w:rPr>
-        <w:t xml:space="preserve">  width: 50px;</w:t>
-      </w:r>
-    </w:p>
-    <w:p>
-      <w:pPr>
-        <w:spacing w:line="240" w:lineRule="auto"/>
-        <w:jc w:val="left"/>
-        <w:rPr>
-          <w:rFonts w:hint="default" w:ascii="Times New Roman" w:hAnsi="Times New Roman" w:cs="Times New Roman"/>
-          <w:sz w:val="24"/>
-          <w:szCs w:val="24"/>
-        </w:rPr>
-      </w:pPr>
-      <w:r>
-        <w:rPr>
-          <w:rFonts w:hint="default" w:ascii="Times New Roman" w:hAnsi="Times New Roman" w:cs="Times New Roman"/>
-          <w:sz w:val="24"/>
-          <w:szCs w:val="24"/>
-        </w:rPr>
-        <w:t xml:space="preserve">  height: 50px;</w:t>
-      </w:r>
-    </w:p>
-    <w:p>
-      <w:pPr>
-        <w:spacing w:line="240" w:lineRule="auto"/>
-        <w:jc w:val="left"/>
-        <w:rPr>
-          <w:rFonts w:hint="default" w:ascii="Times New Roman" w:hAnsi="Times New Roman" w:cs="Times New Roman"/>
-          <w:sz w:val="24"/>
-          <w:szCs w:val="24"/>
-        </w:rPr>
-      </w:pPr>
-      <w:r>
-        <w:rPr>
-          <w:rFonts w:hint="default" w:ascii="Times New Roman" w:hAnsi="Times New Roman" w:cs="Times New Roman"/>
-          <w:sz w:val="24"/>
-          <w:szCs w:val="24"/>
-        </w:rPr>
-        <w:t xml:space="preserve">  background-color: green;</w:t>
-      </w:r>
-    </w:p>
-    <w:p>
-      <w:pPr>
-        <w:spacing w:line="240" w:lineRule="auto"/>
-        <w:jc w:val="left"/>
-        <w:rPr>
-          <w:rFonts w:hint="default" w:ascii="Times New Roman" w:hAnsi="Times New Roman" w:cs="Times New Roman"/>
-          <w:sz w:val="24"/>
-          <w:szCs w:val="24"/>
-        </w:rPr>
-      </w:pPr>
-      <w:r>
-        <w:rPr>
-          <w:rFonts w:hint="default" w:ascii="Times New Roman" w:hAnsi="Times New Roman" w:cs="Times New Roman"/>
-          <w:sz w:val="24"/>
-          <w:szCs w:val="24"/>
-        </w:rPr>
-        <w:t xml:space="preserve">  animation: moveRight 2s ease-in-out infinite alternate;</w:t>
-      </w:r>
-    </w:p>
-    <w:p>
-      <w:pPr>
-        <w:spacing w:line="240" w:lineRule="auto"/>
-        <w:jc w:val="left"/>
-        <w:rPr>
-          <w:rFonts w:hint="default" w:ascii="Times New Roman" w:hAnsi="Times New Roman" w:cs="Times New Roman"/>
-          <w:sz w:val="24"/>
-          <w:szCs w:val="24"/>
-        </w:rPr>
-      </w:pPr>
-      <w:r>
-        <w:rPr>
-          <w:rFonts w:hint="default" w:ascii="Times New Roman" w:hAnsi="Times New Roman" w:cs="Times New Roman"/>
-          <w:sz w:val="24"/>
-          <w:szCs w:val="24"/>
-        </w:rPr>
-        <w:t>}</w:t>
+        <w:ind w:left="425" w:leftChars="0" w:hanging="425" w:firstLineChars="0"/>
+        <w:jc w:val="both"/>
+        <w:rPr>
+          <w:rFonts w:hint="default" w:ascii="Times New Roman" w:hAnsi="Times New Roman" w:cs="Times New Roman"/>
+          <w:sz w:val="28"/>
+          <w:szCs w:val="28"/>
+        </w:rPr>
+      </w:pPr>
+      <w:r>
+        <w:rPr>
+          <w:rFonts w:hint="default" w:ascii="Times New Roman" w:hAnsi="Times New Roman" w:cs="Times New Roman"/>
+          <w:sz w:val="28"/>
+          <w:szCs w:val="28"/>
+        </w:rPr>
+        <w:t>normal (standart, oldinga)</w:t>
+      </w:r>
+    </w:p>
+    <w:p>
+      <w:pPr>
+        <w:numPr>
+          <w:ilvl w:val="0"/>
+          <w:numId w:val="2"/>
+        </w:numPr>
+        <w:spacing w:line="360" w:lineRule="auto"/>
+        <w:ind w:left="425" w:leftChars="0" w:hanging="425" w:firstLineChars="0"/>
+        <w:jc w:val="both"/>
+        <w:rPr>
+          <w:rFonts w:hint="default" w:ascii="Times New Roman" w:hAnsi="Times New Roman" w:cs="Times New Roman"/>
+          <w:sz w:val="28"/>
+          <w:szCs w:val="28"/>
+        </w:rPr>
+      </w:pPr>
+      <w:r>
+        <w:rPr>
+          <w:rFonts w:hint="default" w:ascii="Times New Roman" w:hAnsi="Times New Roman" w:cs="Times New Roman"/>
+          <w:sz w:val="28"/>
+          <w:szCs w:val="28"/>
+        </w:rPr>
+        <w:t>reverse (orqaga)</w:t>
+      </w:r>
+    </w:p>
+    <w:p>
+      <w:pPr>
+        <w:numPr>
+          <w:ilvl w:val="0"/>
+          <w:numId w:val="2"/>
+        </w:numPr>
+        <w:spacing w:line="360" w:lineRule="auto"/>
+        <w:ind w:left="425" w:leftChars="0" w:hanging="425" w:firstLineChars="0"/>
+        <w:jc w:val="both"/>
+        <w:rPr>
+          <w:rFonts w:hint="default" w:ascii="Times New Roman" w:hAnsi="Times New Roman" w:cs="Times New Roman"/>
+          <w:sz w:val="28"/>
+          <w:szCs w:val="28"/>
+        </w:rPr>
+      </w:pPr>
+      <w:r>
+        <w:rPr>
+          <w:rFonts w:hint="default" w:ascii="Times New Roman" w:hAnsi="Times New Roman" w:cs="Times New Roman"/>
+          <w:sz w:val="28"/>
+          <w:szCs w:val="28"/>
+        </w:rPr>
+        <w:t>alternate (oldinga, keyin orqaga)</w:t>
+      </w:r>
+    </w:p>
+    <w:p>
+      <w:pPr>
+        <w:numPr>
+          <w:ilvl w:val="0"/>
+          <w:numId w:val="2"/>
+        </w:numPr>
+        <w:spacing w:line="360" w:lineRule="auto"/>
+        <w:ind w:left="425" w:leftChars="0" w:hanging="425" w:firstLineChars="0"/>
+        <w:jc w:val="both"/>
+        <w:rPr>
+          <w:rFonts w:hint="default" w:ascii="Times New Roman" w:hAnsi="Times New Roman" w:cs="Times New Roman"/>
+          <w:sz w:val="28"/>
+          <w:szCs w:val="28"/>
+        </w:rPr>
+      </w:pPr>
+      <w:r>
+        <w:rPr>
+          <w:rFonts w:hint="default" w:ascii="Times New Roman" w:hAnsi="Times New Roman" w:cs="Times New Roman"/>
+          <w:sz w:val="28"/>
+          <w:szCs w:val="28"/>
+        </w:rPr>
+        <w:t>alternate-reverse (orqaga, keyin oldinga)</w:t>
+      </w:r>
+    </w:p>
+    <w:p>
+      <w:pPr>
+        <w:numPr>
+          <w:ilvl w:val="0"/>
+          <w:numId w:val="1"/>
+        </w:numPr>
+        <w:spacing w:line="360" w:lineRule="auto"/>
+        <w:ind w:left="420" w:leftChars="0" w:hanging="420" w:firstLineChars="0"/>
+        <w:jc w:val="both"/>
+        <w:rPr>
+          <w:rFonts w:hint="default" w:ascii="Times New Roman" w:hAnsi="Times New Roman" w:cs="Times New Roman"/>
+          <w:sz w:val="28"/>
+          <w:szCs w:val="28"/>
+        </w:rPr>
+      </w:pPr>
+      <w:r>
+        <w:rPr>
+          <w:rFonts w:hint="default" w:ascii="Times New Roman" w:hAnsi="Times New Roman" w:cs="Times New Roman"/>
+          <w:b/>
+          <w:bCs/>
+          <w:sz w:val="28"/>
+          <w:szCs w:val="28"/>
+        </w:rPr>
+        <w:t>animation-fill-mode:</w:t>
+      </w:r>
+      <w:r>
+        <w:rPr>
+          <w:rFonts w:hint="default" w:ascii="Times New Roman" w:hAnsi="Times New Roman" w:cs="Times New Roman"/>
+          <w:sz w:val="28"/>
+          <w:szCs w:val="28"/>
+        </w:rPr>
+        <w:t xml:space="preserve"> Animatsiya tugaganidan keyin elementning qanday holatda qolishini belgilaydi.</w:t>
+      </w:r>
+    </w:p>
+    <w:p>
+      <w:pPr>
+        <w:numPr>
+          <w:ilvl w:val="0"/>
+          <w:numId w:val="3"/>
+        </w:numPr>
+        <w:spacing w:line="360" w:lineRule="auto"/>
+        <w:ind w:left="425" w:leftChars="0" w:hanging="425" w:firstLineChars="0"/>
+        <w:jc w:val="both"/>
+        <w:rPr>
+          <w:rFonts w:hint="default" w:ascii="Times New Roman" w:hAnsi="Times New Roman" w:cs="Times New Roman"/>
+          <w:sz w:val="28"/>
+          <w:szCs w:val="28"/>
+        </w:rPr>
+      </w:pPr>
+      <w:r>
+        <w:rPr>
+          <w:rFonts w:hint="default" w:ascii="Times New Roman" w:hAnsi="Times New Roman" w:cs="Times New Roman"/>
+          <w:sz w:val="28"/>
+          <w:szCs w:val="28"/>
+        </w:rPr>
+        <w:t>none (standart, o’zgarmas holatda qoladi)</w:t>
+      </w:r>
+    </w:p>
+    <w:p>
+      <w:pPr>
+        <w:numPr>
+          <w:ilvl w:val="0"/>
+          <w:numId w:val="3"/>
+        </w:numPr>
+        <w:spacing w:line="360" w:lineRule="auto"/>
+        <w:ind w:left="425" w:leftChars="0" w:hanging="425" w:firstLineChars="0"/>
+        <w:jc w:val="both"/>
+        <w:rPr>
+          <w:rFonts w:hint="default" w:ascii="Times New Roman" w:hAnsi="Times New Roman" w:cs="Times New Roman"/>
+          <w:sz w:val="28"/>
+          <w:szCs w:val="28"/>
+        </w:rPr>
+      </w:pPr>
+      <w:r>
+        <w:rPr>
+          <w:rFonts w:hint="default" w:ascii="Times New Roman" w:hAnsi="Times New Roman" w:cs="Times New Roman"/>
+          <w:sz w:val="28"/>
+          <w:szCs w:val="28"/>
+        </w:rPr>
+        <w:t>forwards (animatsiyaning oxirgi holatida qoladi)</w:t>
+      </w:r>
+    </w:p>
+    <w:p>
+      <w:pPr>
+        <w:numPr>
+          <w:ilvl w:val="0"/>
+          <w:numId w:val="3"/>
+        </w:numPr>
+        <w:spacing w:line="360" w:lineRule="auto"/>
+        <w:ind w:left="425" w:leftChars="0" w:hanging="425" w:firstLineChars="0"/>
+        <w:jc w:val="both"/>
+        <w:rPr>
+          <w:rFonts w:hint="default" w:ascii="Times New Roman" w:hAnsi="Times New Roman" w:cs="Times New Roman"/>
+          <w:sz w:val="28"/>
+          <w:szCs w:val="28"/>
+        </w:rPr>
+      </w:pPr>
+      <w:r>
+        <w:rPr>
+          <w:rFonts w:hint="default" w:ascii="Times New Roman" w:hAnsi="Times New Roman" w:cs="Times New Roman"/>
+          <w:sz w:val="28"/>
+          <w:szCs w:val="28"/>
+        </w:rPr>
+        <w:t>backwards (animatsiyaning boshlang’ich holatida qoladi)</w:t>
+      </w:r>
+    </w:p>
+    <w:p>
+      <w:pPr>
+        <w:numPr>
+          <w:ilvl w:val="0"/>
+          <w:numId w:val="3"/>
+        </w:numPr>
+        <w:spacing w:line="360" w:lineRule="auto"/>
+        <w:ind w:left="425" w:leftChars="0" w:hanging="425" w:firstLineChars="0"/>
+        <w:jc w:val="both"/>
+        <w:rPr>
+          <w:rFonts w:hint="default" w:ascii="Times New Roman" w:hAnsi="Times New Roman" w:cs="Times New Roman"/>
+          <w:sz w:val="28"/>
+          <w:szCs w:val="28"/>
+        </w:rPr>
+      </w:pPr>
+      <w:r>
+        <w:rPr>
+          <w:rFonts w:hint="default" w:ascii="Times New Roman" w:hAnsi="Times New Roman" w:cs="Times New Roman"/>
+          <w:sz w:val="28"/>
+          <w:szCs w:val="28"/>
+        </w:rPr>
+        <w:t>both (boshlang’ich va oxirgi holatlarda qoladi)</w:t>
+      </w:r>
+    </w:p>
+    <w:p>
+      <w:pPr>
+        <w:numPr>
+          <w:ilvl w:val="0"/>
+          <w:numId w:val="4"/>
+        </w:numPr>
+        <w:spacing w:line="360" w:lineRule="auto"/>
+        <w:ind w:left="420" w:leftChars="0" w:hanging="420" w:firstLineChars="0"/>
+        <w:jc w:val="both"/>
+        <w:rPr>
+          <w:rFonts w:hint="default" w:ascii="Times New Roman" w:hAnsi="Times New Roman" w:cs="Times New Roman"/>
+          <w:sz w:val="28"/>
+          <w:szCs w:val="28"/>
+        </w:rPr>
+      </w:pPr>
+      <w:r>
+        <w:rPr>
+          <w:rFonts w:hint="default" w:ascii="Times New Roman" w:hAnsi="Times New Roman" w:cs="Times New Roman"/>
+          <w:b/>
+          <w:bCs/>
+          <w:sz w:val="28"/>
+          <w:szCs w:val="28"/>
+        </w:rPr>
+        <w:t>animation-play-state:</w:t>
+      </w:r>
+      <w:r>
+        <w:rPr>
+          <w:rFonts w:hint="default" w:ascii="Times New Roman" w:hAnsi="Times New Roman" w:cs="Times New Roman"/>
+          <w:sz w:val="28"/>
+          <w:szCs w:val="28"/>
+        </w:rPr>
+        <w:t xml:space="preserve"> Animatsiyani pauza qilish (paused) yoki davom ettirish (running).</w:t>
       </w:r>
     </w:p>
     <w:p>
       <w:pPr>
         <w:spacing w:line="360" w:lineRule="auto"/>
         <w:ind w:firstLine="420" w:firstLineChars="150"/>
-        <w:jc w:val="left"/>
-        <w:rPr>
-          <w:rFonts w:hint="default" w:ascii="Times New Roman" w:hAnsi="Times New Roman" w:cs="Times New Roman"/>
-          <w:sz w:val="28"/>
-          <w:szCs w:val="28"/>
-        </w:rPr>
-      </w:pPr>
-      <w:r>
-        <w:rPr>
-          <w:rFonts w:hint="default" w:ascii="Times New Roman" w:hAnsi="Times New Roman" w:cs="Times New Roman"/>
-          <w:sz w:val="28"/>
-          <w:szCs w:val="28"/>
-        </w:rPr>
-        <w:t>Bu kodda .animated-box elementi “moveRight” nomli animatsiyani ishlatadi. Bu animatsiya 2 soniya davom etadi, ease-in-out tezlik egri chizig’iga ega, cheksiz marta takrorlanadi va har safar oldinga (chapdan o’ngga 100px ga) va keyin orqaga harakatlanadi.</w:t>
+        <w:jc w:val="both"/>
+        <w:rPr>
+          <w:rFonts w:hint="default" w:ascii="Times New Roman" w:hAnsi="Times New Roman" w:cs="Times New Roman"/>
+          <w:sz w:val="28"/>
+          <w:szCs w:val="28"/>
+        </w:rPr>
+      </w:pPr>
+      <w:r>
+        <w:rPr>
+          <w:rFonts w:hint="default" w:ascii="Times New Roman" w:hAnsi="Times New Roman" w:cs="Times New Roman"/>
+          <w:b/>
+          <w:bCs/>
+          <w:sz w:val="28"/>
+          <w:szCs w:val="28"/>
+        </w:rPr>
+        <w:t>@keyframes qoidasi:</w:t>
+      </w:r>
+      <w:r>
+        <w:rPr>
+          <w:rFonts w:hint="default" w:ascii="Times New Roman" w:hAnsi="Times New Roman" w:cs="Times New Roman"/>
+          <w:b/>
+          <w:bCs/>
+          <w:sz w:val="28"/>
+          <w:szCs w:val="28"/>
+          <w:lang w:val="uz-Latn-UZ"/>
+        </w:rPr>
+        <w:t xml:space="preserve"> </w:t>
+      </w:r>
+      <w:r>
+        <w:rPr>
+          <w:rFonts w:hint="default" w:ascii="Times New Roman" w:hAnsi="Times New Roman" w:cs="Times New Roman"/>
+          <w:sz w:val="28"/>
+          <w:szCs w:val="28"/>
+        </w:rPr>
+        <w:t>Bu qoida animatsiyaning har bir bosqichidagi element holatini aniqlaydi. U 0% dan 100% gacha yoki from (0%) va to (100%) kalit so’zlari yordamida yoziladi.</w:t>
+      </w:r>
+    </w:p>
+    <w:p>
+      <w:pPr>
+        <w:spacing w:line="240" w:lineRule="auto"/>
+        <w:jc w:val="both"/>
+        <w:rPr>
+          <w:rFonts w:hint="default" w:ascii="Times New Roman" w:hAnsi="Times New Roman" w:cs="Times New Roman"/>
+          <w:sz w:val="24"/>
+          <w:szCs w:val="24"/>
+        </w:rPr>
+      </w:pPr>
+      <w:r>
+        <w:rPr>
+          <w:rFonts w:hint="default" w:ascii="Times New Roman" w:hAnsi="Times New Roman" w:cs="Times New Roman"/>
+          <w:sz w:val="24"/>
+          <w:szCs w:val="24"/>
+        </w:rPr>
+        <w:t>@keyframes animation-name {</w:t>
+      </w:r>
+    </w:p>
+    <w:p>
+      <w:pPr>
+        <w:spacing w:line="240" w:lineRule="auto"/>
+        <w:jc w:val="both"/>
+        <w:rPr>
+          <w:rFonts w:hint="default" w:ascii="Times New Roman" w:hAnsi="Times New Roman" w:cs="Times New Roman"/>
+          <w:sz w:val="24"/>
+          <w:szCs w:val="24"/>
+        </w:rPr>
+      </w:pPr>
+      <w:r>
+        <w:rPr>
+          <w:rFonts w:hint="default" w:ascii="Times New Roman" w:hAnsi="Times New Roman" w:cs="Times New Roman"/>
+          <w:sz w:val="24"/>
+          <w:szCs w:val="24"/>
+        </w:rPr>
+        <w:t xml:space="preserve">  /* Bosqichlar */</w:t>
+      </w:r>
+    </w:p>
+    <w:p>
+      <w:pPr>
+        <w:spacing w:line="240" w:lineRule="auto"/>
+        <w:jc w:val="both"/>
+        <w:rPr>
+          <w:rFonts w:hint="default" w:ascii="Times New Roman" w:hAnsi="Times New Roman" w:cs="Times New Roman"/>
+          <w:sz w:val="24"/>
+          <w:szCs w:val="24"/>
+        </w:rPr>
+      </w:pPr>
+      <w:r>
+        <w:rPr>
+          <w:rFonts w:hint="default" w:ascii="Times New Roman" w:hAnsi="Times New Roman" w:cs="Times New Roman"/>
+          <w:sz w:val="24"/>
+          <w:szCs w:val="24"/>
+        </w:rPr>
+        <w:t xml:space="preserve">  0% {</w:t>
+      </w:r>
+    </w:p>
+    <w:p>
+      <w:pPr>
+        <w:spacing w:line="240" w:lineRule="auto"/>
+        <w:jc w:val="both"/>
+        <w:rPr>
+          <w:rFonts w:hint="default" w:ascii="Times New Roman" w:hAnsi="Times New Roman" w:cs="Times New Roman"/>
+          <w:sz w:val="24"/>
+          <w:szCs w:val="24"/>
+        </w:rPr>
+      </w:pPr>
+      <w:r>
+        <w:rPr>
+          <w:rFonts w:hint="default" w:ascii="Times New Roman" w:hAnsi="Times New Roman" w:cs="Times New Roman"/>
+          <w:sz w:val="24"/>
+          <w:szCs w:val="24"/>
+        </w:rPr>
+        <w:t xml:space="preserve">    /* boshlang'ich holat CSS xususiyatlari */</w:t>
+      </w:r>
+    </w:p>
+    <w:p>
+      <w:pPr>
+        <w:spacing w:line="240" w:lineRule="auto"/>
+        <w:jc w:val="both"/>
+        <w:rPr>
+          <w:rFonts w:hint="default" w:ascii="Times New Roman" w:hAnsi="Times New Roman" w:cs="Times New Roman"/>
+          <w:sz w:val="24"/>
+          <w:szCs w:val="24"/>
+        </w:rPr>
+      </w:pPr>
+      <w:r>
+        <w:rPr>
+          <w:rFonts w:hint="default" w:ascii="Times New Roman" w:hAnsi="Times New Roman" w:cs="Times New Roman"/>
+          <w:sz w:val="24"/>
+          <w:szCs w:val="24"/>
+        </w:rPr>
+        <w:t xml:space="preserve">  }</w:t>
+      </w:r>
+    </w:p>
+    <w:p>
+      <w:pPr>
+        <w:spacing w:line="240" w:lineRule="auto"/>
+        <w:jc w:val="both"/>
+        <w:rPr>
+          <w:rFonts w:hint="default" w:ascii="Times New Roman" w:hAnsi="Times New Roman" w:cs="Times New Roman"/>
+          <w:sz w:val="24"/>
+          <w:szCs w:val="24"/>
+        </w:rPr>
+      </w:pPr>
+      <w:r>
+        <w:rPr>
+          <w:rFonts w:hint="default" w:ascii="Times New Roman" w:hAnsi="Times New Roman" w:cs="Times New Roman"/>
+          <w:sz w:val="24"/>
+          <w:szCs w:val="24"/>
+        </w:rPr>
+        <w:t xml:space="preserve">  50% {</w:t>
+      </w:r>
+    </w:p>
+    <w:p>
+      <w:pPr>
+        <w:spacing w:line="240" w:lineRule="auto"/>
+        <w:jc w:val="both"/>
+        <w:rPr>
+          <w:rFonts w:hint="default" w:ascii="Times New Roman" w:hAnsi="Times New Roman" w:cs="Times New Roman"/>
+          <w:sz w:val="24"/>
+          <w:szCs w:val="24"/>
+        </w:rPr>
+      </w:pPr>
+      <w:r>
+        <w:rPr>
+          <w:rFonts w:hint="default" w:ascii="Times New Roman" w:hAnsi="Times New Roman" w:cs="Times New Roman"/>
+          <w:sz w:val="24"/>
+          <w:szCs w:val="24"/>
+        </w:rPr>
+        <w:t xml:space="preserve">    /* o'rta holat CSS xususiyatlari */</w:t>
+      </w:r>
+    </w:p>
+    <w:p>
+      <w:pPr>
+        <w:spacing w:line="240" w:lineRule="auto"/>
+        <w:jc w:val="both"/>
+        <w:rPr>
+          <w:rFonts w:hint="default" w:ascii="Times New Roman" w:hAnsi="Times New Roman" w:cs="Times New Roman"/>
+          <w:sz w:val="24"/>
+          <w:szCs w:val="24"/>
+        </w:rPr>
+      </w:pPr>
+      <w:r>
+        <w:rPr>
+          <w:rFonts w:hint="default" w:ascii="Times New Roman" w:hAnsi="Times New Roman" w:cs="Times New Roman"/>
+          <w:sz w:val="24"/>
+          <w:szCs w:val="24"/>
+        </w:rPr>
+        <w:t xml:space="preserve">  }</w:t>
+      </w:r>
+    </w:p>
+    <w:p>
+      <w:pPr>
+        <w:spacing w:line="240" w:lineRule="auto"/>
+        <w:jc w:val="both"/>
+        <w:rPr>
+          <w:rFonts w:hint="default" w:ascii="Times New Roman" w:hAnsi="Times New Roman" w:cs="Times New Roman"/>
+          <w:sz w:val="24"/>
+          <w:szCs w:val="24"/>
+        </w:rPr>
+      </w:pPr>
+      <w:r>
+        <w:rPr>
+          <w:rFonts w:hint="default" w:ascii="Times New Roman" w:hAnsi="Times New Roman" w:cs="Times New Roman"/>
+          <w:sz w:val="24"/>
+          <w:szCs w:val="24"/>
+        </w:rPr>
+        <w:t xml:space="preserve">  100% {</w:t>
+      </w:r>
+    </w:p>
+    <w:p>
+      <w:pPr>
+        <w:spacing w:line="240" w:lineRule="auto"/>
+        <w:jc w:val="both"/>
+        <w:rPr>
+          <w:rFonts w:hint="default" w:ascii="Times New Roman" w:hAnsi="Times New Roman" w:cs="Times New Roman"/>
+          <w:sz w:val="24"/>
+          <w:szCs w:val="24"/>
+        </w:rPr>
+      </w:pPr>
+      <w:r>
+        <w:rPr>
+          <w:rFonts w:hint="default" w:ascii="Times New Roman" w:hAnsi="Times New Roman" w:cs="Times New Roman"/>
+          <w:sz w:val="24"/>
+          <w:szCs w:val="24"/>
+        </w:rPr>
+        <w:t xml:space="preserve">    /* oxirgi holat CSS xususiyatlari */</w:t>
+      </w:r>
+    </w:p>
+    <w:p>
+      <w:pPr>
+        <w:spacing w:line="240" w:lineRule="auto"/>
+        <w:jc w:val="both"/>
+        <w:rPr>
+          <w:rFonts w:hint="default" w:ascii="Times New Roman" w:hAnsi="Times New Roman" w:cs="Times New Roman"/>
+          <w:sz w:val="24"/>
+          <w:szCs w:val="24"/>
+        </w:rPr>
+      </w:pPr>
+      <w:r>
+        <w:rPr>
+          <w:rFonts w:hint="default" w:ascii="Times New Roman" w:hAnsi="Times New Roman" w:cs="Times New Roman"/>
+          <w:sz w:val="24"/>
+          <w:szCs w:val="24"/>
+        </w:rPr>
+        <w:t xml:space="preserve">  }</w:t>
+      </w:r>
+    </w:p>
+    <w:p>
+      <w:pPr>
+        <w:spacing w:line="240" w:lineRule="auto"/>
+        <w:jc w:val="both"/>
+        <w:rPr>
+          <w:rFonts w:hint="default" w:ascii="Times New Roman" w:hAnsi="Times New Roman" w:cs="Times New Roman"/>
+          <w:sz w:val="24"/>
+          <w:szCs w:val="24"/>
+        </w:rPr>
+      </w:pPr>
+      <w:r>
+        <w:rPr>
+          <w:rFonts w:hint="default" w:ascii="Times New Roman" w:hAnsi="Times New Roman" w:cs="Times New Roman"/>
+          <w:sz w:val="24"/>
+          <w:szCs w:val="24"/>
+        </w:rPr>
+        <w:t>}</w:t>
       </w:r>
     </w:p>
     <w:p>
       <w:pPr>
         <w:spacing w:line="360" w:lineRule="auto"/>
         <w:ind w:firstLine="420" w:firstLineChars="150"/>
-        <w:jc w:val="left"/>
-        <w:rPr>
-          <w:rFonts w:hint="default" w:ascii="Times New Roman" w:hAnsi="Times New Roman" w:cs="Times New Roman"/>
-          <w:sz w:val="28"/>
-          <w:szCs w:val="28"/>
-        </w:rPr>
-      </w:pPr>
-      <w:r>
+        <w:jc w:val="both"/>
         <w:rPr>
           <w:rFonts w:hint="default" w:ascii="Times New Roman" w:hAnsi="Times New Roman" w:cs="Times New Roman"/>
           <w:b/>
@@ -3250,18 +3053,6 @@
           <w:sz w:val="28"/>
           <w:szCs w:val="28"/>
         </w:rPr>
-        <w:t>Transition va Animationning asosiy farqlari:</w:t>
-      </w:r>
-    </w:p>
-    <w:p>
-      <w:pPr>
-        <w:spacing w:line="360" w:lineRule="auto"/>
-        <w:jc w:val="left"/>
-        <w:rPr>
-          <w:rFonts w:hint="default" w:ascii="Times New Roman" w:hAnsi="Times New Roman" w:cs="Times New Roman"/>
-          <w:sz w:val="28"/>
-          <w:szCs w:val="28"/>
-        </w:rPr>
       </w:pPr>
       <w:r>
         <w:rPr>
@@ -3271,52 +3062,19 @@
           <w:sz w:val="28"/>
           <w:szCs w:val="28"/>
         </w:rPr>
-        <w:t>Murojaat qilish: </w:t>
-      </w:r>
-      <w:r>
-        <w:rPr>
-          <w:rFonts w:hint="default" w:ascii="Times New Roman" w:hAnsi="Times New Roman" w:cs="Times New Roman"/>
-          <w:sz w:val="28"/>
-          <w:szCs w:val="28"/>
-        </w:rPr>
-        <w:t>Transition odatda faqat bir holatdan boshqa holatga o’tishni (masalan, hoverda) talab qiladi. Animation esa animation-name orqali chaqiriladi va o’zining @keyframes qoidasiga ega.</w:t>
+        <w:t>Sintaksis (qisqa shakli):</w:t>
       </w:r>
     </w:p>
     <w:p>
       <w:pPr>
         <w:spacing w:line="360" w:lineRule="auto"/>
-        <w:jc w:val="left"/>
-        <w:rPr>
-          <w:rFonts w:hint="default" w:ascii="Times New Roman" w:hAnsi="Times New Roman" w:cs="Times New Roman"/>
-          <w:sz w:val="28"/>
-          <w:szCs w:val="28"/>
-        </w:rPr>
-      </w:pPr>
-      <w:r>
+        <w:jc w:val="both"/>
         <w:rPr>
           <w:rFonts w:hint="default" w:ascii="Times New Roman" w:hAnsi="Times New Roman" w:cs="Times New Roman"/>
           <w:b/>
           <w:bCs/>
-          <w:sz w:val="28"/>
-          <w:szCs w:val="28"/>
-        </w:rPr>
-        <w:t>Murakkablik:</w:t>
-      </w:r>
-      <w:r>
-        <w:rPr>
-          <w:rFonts w:hint="default" w:ascii="Times New Roman" w:hAnsi="Times New Roman" w:cs="Times New Roman"/>
-          <w:sz w:val="28"/>
-          <w:szCs w:val="28"/>
-        </w:rPr>
-        <w:t> Transition sodda o’zgarishlar uchun qulay. Animation esa murakkab, ko’p bosqichli va takrorlanuvchi harakatlar uchun ko’proq imkoniyat yaratadi.</w:t>
-      </w:r>
-    </w:p>
-    <w:p>
-      <w:pPr>
-        <w:spacing w:line="360" w:lineRule="auto"/>
-        <w:jc w:val="left"/>
-        <w:rPr>
-          <w:rFonts w:hint="default" w:ascii="Times New Roman" w:hAnsi="Times New Roman" w:cs="Times New Roman"/>
+          <w:i/>
+          <w:iCs/>
           <w:sz w:val="28"/>
           <w:szCs w:val="28"/>
         </w:rPr>
@@ -3326,51 +3084,350 @@
           <w:rFonts w:hint="default" w:ascii="Times New Roman" w:hAnsi="Times New Roman" w:cs="Times New Roman"/>
           <w:b/>
           <w:bCs/>
-          <w:sz w:val="28"/>
-          <w:szCs w:val="28"/>
-        </w:rPr>
-        <w:t>Trigger:</w:t>
-      </w:r>
-      <w:r>
-        <w:rPr>
-          <w:rFonts w:hint="default" w:ascii="Times New Roman" w:hAnsi="Times New Roman" w:cs="Times New Roman"/>
-          <w:sz w:val="28"/>
-          <w:szCs w:val="28"/>
-        </w:rPr>
-        <w:t> Transition ko’pincha foydalanuvchi harakatlari (hover, focus, active) bilan bog’liq. Animation esa bir marta chaqirilgandan keyin o’zini ishga tushiradi va (infinite bilan) davom etishi mumkin.</w:t>
+          <w:i/>
+          <w:iCs/>
+          <w:sz w:val="28"/>
+          <w:szCs w:val="28"/>
+        </w:rPr>
+        <w:t>animation: [animation-name] [animation-duration] [animation-timing-function] [animation-delay] [animation-iteration-count] [animation-direction] [animation-fill-mode];</w:t>
+      </w:r>
+    </w:p>
+    <w:p>
+      <w:pPr>
+        <w:spacing w:line="360" w:lineRule="auto"/>
+        <w:jc w:val="both"/>
+        <w:rPr>
+          <w:rFonts w:hint="default" w:ascii="Times New Roman" w:hAnsi="Times New Roman" w:cs="Times New Roman"/>
+          <w:sz w:val="28"/>
+          <w:szCs w:val="28"/>
+        </w:rPr>
+      </w:pPr>
+      <w:r>
+        <w:rPr>
+          <w:rFonts w:hint="default" w:ascii="Times New Roman" w:hAnsi="Times New Roman" w:cs="Times New Roman"/>
+          <w:sz w:val="28"/>
+          <w:szCs w:val="28"/>
+        </w:rPr>
+        <w:t>Misol:</w:t>
+      </w:r>
+    </w:p>
+    <w:p>
+      <w:pPr>
+        <w:spacing w:line="240" w:lineRule="auto"/>
+        <w:jc w:val="both"/>
+        <w:rPr>
+          <w:rFonts w:hint="default" w:ascii="Times New Roman" w:hAnsi="Times New Roman" w:cs="Times New Roman"/>
+          <w:sz w:val="24"/>
+          <w:szCs w:val="24"/>
+        </w:rPr>
+      </w:pPr>
+      <w:r>
+        <w:rPr>
+          <w:rFonts w:hint="default" w:ascii="Times New Roman" w:hAnsi="Times New Roman" w:cs="Times New Roman"/>
+          <w:sz w:val="24"/>
+          <w:szCs w:val="24"/>
+        </w:rPr>
+        <w:t>@keyframes moveRight {</w:t>
+      </w:r>
+    </w:p>
+    <w:p>
+      <w:pPr>
+        <w:spacing w:line="240" w:lineRule="auto"/>
+        <w:jc w:val="both"/>
+        <w:rPr>
+          <w:rFonts w:hint="default" w:ascii="Times New Roman" w:hAnsi="Times New Roman" w:cs="Times New Roman"/>
+          <w:sz w:val="24"/>
+          <w:szCs w:val="24"/>
+        </w:rPr>
+      </w:pPr>
+      <w:r>
+        <w:rPr>
+          <w:rFonts w:hint="default" w:ascii="Times New Roman" w:hAnsi="Times New Roman" w:cs="Times New Roman"/>
+          <w:sz w:val="24"/>
+          <w:szCs w:val="24"/>
+        </w:rPr>
+        <w:t xml:space="preserve">  from {</w:t>
+      </w:r>
+    </w:p>
+    <w:p>
+      <w:pPr>
+        <w:spacing w:line="240" w:lineRule="auto"/>
+        <w:jc w:val="both"/>
+        <w:rPr>
+          <w:rFonts w:hint="default" w:ascii="Times New Roman" w:hAnsi="Times New Roman" w:cs="Times New Roman"/>
+          <w:sz w:val="24"/>
+          <w:szCs w:val="24"/>
+        </w:rPr>
+      </w:pPr>
+      <w:r>
+        <w:rPr>
+          <w:rFonts w:hint="default" w:ascii="Times New Roman" w:hAnsi="Times New Roman" w:cs="Times New Roman"/>
+          <w:sz w:val="24"/>
+          <w:szCs w:val="24"/>
+        </w:rPr>
+        <w:t xml:space="preserve">    transform: translateX(0);</w:t>
+      </w:r>
+    </w:p>
+    <w:p>
+      <w:pPr>
+        <w:spacing w:line="240" w:lineRule="auto"/>
+        <w:jc w:val="both"/>
+        <w:rPr>
+          <w:rFonts w:hint="default" w:ascii="Times New Roman" w:hAnsi="Times New Roman" w:cs="Times New Roman"/>
+          <w:sz w:val="24"/>
+          <w:szCs w:val="24"/>
+        </w:rPr>
+      </w:pPr>
+      <w:r>
+        <w:rPr>
+          <w:rFonts w:hint="default" w:ascii="Times New Roman" w:hAnsi="Times New Roman" w:cs="Times New Roman"/>
+          <w:sz w:val="24"/>
+          <w:szCs w:val="24"/>
+        </w:rPr>
+        <w:t xml:space="preserve">  }</w:t>
+      </w:r>
+    </w:p>
+    <w:p>
+      <w:pPr>
+        <w:spacing w:line="240" w:lineRule="auto"/>
+        <w:jc w:val="both"/>
+        <w:rPr>
+          <w:rFonts w:hint="default" w:ascii="Times New Roman" w:hAnsi="Times New Roman" w:cs="Times New Roman"/>
+          <w:sz w:val="24"/>
+          <w:szCs w:val="24"/>
+        </w:rPr>
+      </w:pPr>
+      <w:r>
+        <w:rPr>
+          <w:rFonts w:hint="default" w:ascii="Times New Roman" w:hAnsi="Times New Roman" w:cs="Times New Roman"/>
+          <w:sz w:val="24"/>
+          <w:szCs w:val="24"/>
+        </w:rPr>
+        <w:t xml:space="preserve">  to {</w:t>
+      </w:r>
+    </w:p>
+    <w:p>
+      <w:pPr>
+        <w:spacing w:line="240" w:lineRule="auto"/>
+        <w:jc w:val="both"/>
+        <w:rPr>
+          <w:rFonts w:hint="default" w:ascii="Times New Roman" w:hAnsi="Times New Roman" w:cs="Times New Roman"/>
+          <w:sz w:val="24"/>
+          <w:szCs w:val="24"/>
+        </w:rPr>
+      </w:pPr>
+      <w:r>
+        <w:rPr>
+          <w:rFonts w:hint="default" w:ascii="Times New Roman" w:hAnsi="Times New Roman" w:cs="Times New Roman"/>
+          <w:sz w:val="24"/>
+          <w:szCs w:val="24"/>
+        </w:rPr>
+        <w:t xml:space="preserve">    transform: translateX(100px);</w:t>
+      </w:r>
+    </w:p>
+    <w:p>
+      <w:pPr>
+        <w:spacing w:line="240" w:lineRule="auto"/>
+        <w:jc w:val="both"/>
+        <w:rPr>
+          <w:rFonts w:hint="default" w:ascii="Times New Roman" w:hAnsi="Times New Roman" w:cs="Times New Roman"/>
+          <w:sz w:val="24"/>
+          <w:szCs w:val="24"/>
+        </w:rPr>
+      </w:pPr>
+      <w:r>
+        <w:rPr>
+          <w:rFonts w:hint="default" w:ascii="Times New Roman" w:hAnsi="Times New Roman" w:cs="Times New Roman"/>
+          <w:sz w:val="24"/>
+          <w:szCs w:val="24"/>
+        </w:rPr>
+        <w:t xml:space="preserve">  }</w:t>
+      </w:r>
+    </w:p>
+    <w:p>
+      <w:pPr>
+        <w:spacing w:line="240" w:lineRule="auto"/>
+        <w:jc w:val="both"/>
+        <w:rPr>
+          <w:rFonts w:hint="default" w:ascii="Times New Roman" w:hAnsi="Times New Roman" w:cs="Times New Roman"/>
+          <w:sz w:val="24"/>
+          <w:szCs w:val="24"/>
+        </w:rPr>
+      </w:pPr>
+      <w:r>
+        <w:rPr>
+          <w:rFonts w:hint="default" w:ascii="Times New Roman" w:hAnsi="Times New Roman" w:cs="Times New Roman"/>
+          <w:sz w:val="24"/>
+          <w:szCs w:val="24"/>
+        </w:rPr>
+        <w:t>}</w:t>
+      </w:r>
+    </w:p>
+    <w:p>
+      <w:pPr>
+        <w:spacing w:line="240" w:lineRule="auto"/>
+        <w:jc w:val="both"/>
+        <w:rPr>
+          <w:rFonts w:hint="default" w:ascii="Times New Roman" w:hAnsi="Times New Roman" w:cs="Times New Roman"/>
+          <w:sz w:val="24"/>
+          <w:szCs w:val="24"/>
+        </w:rPr>
+      </w:pPr>
+      <w:r>
+        <w:rPr>
+          <w:rFonts w:hint="default" w:ascii="Times New Roman" w:hAnsi="Times New Roman" w:cs="Times New Roman"/>
+          <w:sz w:val="24"/>
+          <w:szCs w:val="24"/>
+        </w:rPr>
+        <w:t>.animated-box {</w:t>
+      </w:r>
+    </w:p>
+    <w:p>
+      <w:pPr>
+        <w:spacing w:line="240" w:lineRule="auto"/>
+        <w:jc w:val="both"/>
+        <w:rPr>
+          <w:rFonts w:hint="default" w:ascii="Times New Roman" w:hAnsi="Times New Roman" w:cs="Times New Roman"/>
+          <w:sz w:val="24"/>
+          <w:szCs w:val="24"/>
+        </w:rPr>
+      </w:pPr>
+      <w:r>
+        <w:rPr>
+          <w:rFonts w:hint="default" w:ascii="Times New Roman" w:hAnsi="Times New Roman" w:cs="Times New Roman"/>
+          <w:sz w:val="24"/>
+          <w:szCs w:val="24"/>
+        </w:rPr>
+        <w:t xml:space="preserve">  width: 50px;</w:t>
+      </w:r>
+    </w:p>
+    <w:p>
+      <w:pPr>
+        <w:spacing w:line="240" w:lineRule="auto"/>
+        <w:jc w:val="both"/>
+        <w:rPr>
+          <w:rFonts w:hint="default" w:ascii="Times New Roman" w:hAnsi="Times New Roman" w:cs="Times New Roman"/>
+          <w:sz w:val="24"/>
+          <w:szCs w:val="24"/>
+        </w:rPr>
+      </w:pPr>
+      <w:r>
+        <w:rPr>
+          <w:rFonts w:hint="default" w:ascii="Times New Roman" w:hAnsi="Times New Roman" w:cs="Times New Roman"/>
+          <w:sz w:val="24"/>
+          <w:szCs w:val="24"/>
+        </w:rPr>
+        <w:t xml:space="preserve">  height: 50px;</w:t>
+      </w:r>
+    </w:p>
+    <w:p>
+      <w:pPr>
+        <w:spacing w:line="240" w:lineRule="auto"/>
+        <w:jc w:val="both"/>
+        <w:rPr>
+          <w:rFonts w:hint="default" w:ascii="Times New Roman" w:hAnsi="Times New Roman" w:cs="Times New Roman"/>
+          <w:sz w:val="24"/>
+          <w:szCs w:val="24"/>
+        </w:rPr>
+      </w:pPr>
+      <w:r>
+        <w:rPr>
+          <w:rFonts w:hint="default" w:ascii="Times New Roman" w:hAnsi="Times New Roman" w:cs="Times New Roman"/>
+          <w:sz w:val="24"/>
+          <w:szCs w:val="24"/>
+        </w:rPr>
+        <w:t xml:space="preserve">  background-color: green;</w:t>
+      </w:r>
+    </w:p>
+    <w:p>
+      <w:pPr>
+        <w:spacing w:line="240" w:lineRule="auto"/>
+        <w:jc w:val="both"/>
+        <w:rPr>
+          <w:rFonts w:hint="default" w:ascii="Times New Roman" w:hAnsi="Times New Roman" w:cs="Times New Roman"/>
+          <w:sz w:val="24"/>
+          <w:szCs w:val="24"/>
+        </w:rPr>
+      </w:pPr>
+      <w:r>
+        <w:rPr>
+          <w:rFonts w:hint="default" w:ascii="Times New Roman" w:hAnsi="Times New Roman" w:cs="Times New Roman"/>
+          <w:sz w:val="24"/>
+          <w:szCs w:val="24"/>
+        </w:rPr>
+        <w:t xml:space="preserve">  animation: moveRight 2s ease-in-out infinite alternate;</w:t>
+      </w:r>
+    </w:p>
+    <w:p>
+      <w:pPr>
+        <w:spacing w:line="240" w:lineRule="auto"/>
+        <w:jc w:val="both"/>
+        <w:rPr>
+          <w:rFonts w:hint="default" w:ascii="Times New Roman" w:hAnsi="Times New Roman" w:cs="Times New Roman"/>
+          <w:sz w:val="24"/>
+          <w:szCs w:val="24"/>
+        </w:rPr>
+      </w:pPr>
+      <w:r>
+        <w:rPr>
+          <w:rFonts w:hint="default" w:ascii="Times New Roman" w:hAnsi="Times New Roman" w:cs="Times New Roman"/>
+          <w:sz w:val="24"/>
+          <w:szCs w:val="24"/>
+        </w:rPr>
+        <w:t>}</w:t>
       </w:r>
     </w:p>
     <w:p>
       <w:pPr>
         <w:spacing w:line="360" w:lineRule="auto"/>
         <w:ind w:firstLine="420" w:firstLineChars="150"/>
-        <w:jc w:val="left"/>
-        <w:rPr>
-          <w:rFonts w:hint="default" w:ascii="Times New Roman" w:hAnsi="Times New Roman" w:cs="Times New Roman"/>
-          <w:sz w:val="28"/>
-          <w:szCs w:val="28"/>
-        </w:rPr>
-      </w:pPr>
-      <w:r>
-        <w:rPr>
-          <w:rFonts w:hint="default" w:ascii="Times New Roman" w:hAnsi="Times New Roman" w:cs="Times New Roman"/>
-          <w:sz w:val="28"/>
-          <w:szCs w:val="28"/>
-        </w:rPr>
-        <w:t>Bu ikki CSS xususiyati veb-saytlarga jonlilik, interaktivlik va professional ko’rinish berish uchun juda muhimdir. Ularni to’g’ri va o’rinli qo’llash foydalanuvchi tajribasini sezilarli darajada yaxshilaydi.</w:t>
+        <w:jc w:val="both"/>
+        <w:rPr>
+          <w:rFonts w:hint="default" w:ascii="Times New Roman" w:hAnsi="Times New Roman" w:cs="Times New Roman"/>
+          <w:sz w:val="28"/>
+          <w:szCs w:val="28"/>
+        </w:rPr>
+      </w:pPr>
+      <w:r>
+        <w:rPr>
+          <w:rFonts w:hint="default" w:ascii="Times New Roman" w:hAnsi="Times New Roman" w:cs="Times New Roman"/>
+          <w:sz w:val="28"/>
+          <w:szCs w:val="28"/>
+        </w:rPr>
+        <w:t>Bu kodda .animated-box elementi “moveRight” nomli animatsiyani ishlatadi. Bu animatsiya 2 soniya davom etadi, ease-in-out tezlik egri chizig’iga ega, cheksiz marta takrorlanadi va har safar oldinga (chapdan o’ngga 100px ga) va keyin orqaga harakatlanadi.</w:t>
       </w:r>
     </w:p>
     <w:p>
       <w:pPr>
         <w:spacing w:line="360" w:lineRule="auto"/>
-        <w:jc w:val="center"/>
+        <w:ind w:firstLine="420" w:firstLineChars="150"/>
+        <w:jc w:val="both"/>
+        <w:rPr>
+          <w:rFonts w:hint="default" w:ascii="Times New Roman" w:hAnsi="Times New Roman" w:cs="Times New Roman"/>
+          <w:sz w:val="28"/>
+          <w:szCs w:val="28"/>
+        </w:rPr>
+      </w:pPr>
+      <w:r>
         <w:rPr>
           <w:rFonts w:hint="default" w:ascii="Times New Roman" w:hAnsi="Times New Roman" w:cs="Times New Roman"/>
           <w:b/>
           <w:bCs/>
           <w:sz w:val="28"/>
           <w:szCs w:val="28"/>
-          <w:lang w:val="uz-Latn-UZ"/>
+        </w:rPr>
+        <w:t>Transition va Animationning asosiy farqlari:</w:t>
+      </w:r>
+    </w:p>
+    <w:p>
+      <w:pPr>
+        <w:spacing w:line="360" w:lineRule="auto"/>
+        <w:ind w:firstLine="420" w:firstLineChars="150"/>
+        <w:jc w:val="both"/>
+        <w:rPr>
+          <w:rFonts w:hint="default" w:ascii="Times New Roman" w:hAnsi="Times New Roman" w:cs="Times New Roman"/>
+          <w:sz w:val="28"/>
+          <w:szCs w:val="28"/>
         </w:rPr>
       </w:pPr>
       <w:r>
@@ -3380,38 +3437,150 @@
           <w:bCs/>
           <w:sz w:val="28"/>
           <w:szCs w:val="28"/>
-          <w:lang w:val="uz-Latn-UZ"/>
-        </w:rPr>
-        <w:t>Amaliy qism</w:t>
+        </w:rPr>
+        <w:t>Murojaat qilish: </w:t>
+      </w:r>
+      <w:r>
+        <w:rPr>
+          <w:rFonts w:hint="default" w:ascii="Times New Roman" w:hAnsi="Times New Roman" w:cs="Times New Roman"/>
+          <w:sz w:val="28"/>
+          <w:szCs w:val="28"/>
+        </w:rPr>
+        <w:t>Transition odatda faqat bir holatdan boshqa holatga o’tishni (masalan, hoverda) talab qiladi. Animation esa animation-name orqali chaqiriladi va o’zining @keyframes qoidasiga ega.</w:t>
       </w:r>
     </w:p>
     <w:p>
       <w:pPr>
         <w:spacing w:line="360" w:lineRule="auto"/>
         <w:ind w:firstLine="420" w:firstLineChars="150"/>
-        <w:jc w:val="left"/>
-        <w:rPr>
-          <w:rFonts w:hint="default" w:ascii="Times New Roman" w:hAnsi="Times New Roman" w:cs="Times New Roman"/>
-          <w:sz w:val="28"/>
-          <w:szCs w:val="28"/>
-          <w:lang w:val="uz-Latn-UZ"/>
-        </w:rPr>
-      </w:pPr>
-      <w:r>
-        <w:rPr>
-          <w:rFonts w:hint="default" w:ascii="Times New Roman" w:hAnsi="Times New Roman" w:cs="Times New Roman"/>
-          <w:sz w:val="28"/>
-          <w:szCs w:val="28"/>
-          <w:lang w:val="uz-Latn-UZ"/>
-        </w:rPr>
-        <w:t xml:space="preserve">Bugungi laboratoriya ishida men navigatsiya uchun animatsiya, navigatsiya, button va kitob kartalari uchun transition qo’shdim. </w:t>
+        <w:jc w:val="both"/>
+        <w:rPr>
+          <w:rFonts w:hint="default" w:ascii="Times New Roman" w:hAnsi="Times New Roman" w:cs="Times New Roman"/>
+          <w:sz w:val="28"/>
+          <w:szCs w:val="28"/>
+        </w:rPr>
+      </w:pPr>
+      <w:r>
+        <w:rPr>
+          <w:rFonts w:hint="default" w:ascii="Times New Roman" w:hAnsi="Times New Roman" w:cs="Times New Roman"/>
+          <w:b/>
+          <w:bCs/>
+          <w:sz w:val="28"/>
+          <w:szCs w:val="28"/>
+        </w:rPr>
+        <w:t>Murakkablik:</w:t>
+      </w:r>
+      <w:r>
+        <w:rPr>
+          <w:rFonts w:hint="default" w:ascii="Times New Roman" w:hAnsi="Times New Roman" w:cs="Times New Roman"/>
+          <w:sz w:val="28"/>
+          <w:szCs w:val="28"/>
+        </w:rPr>
+        <w:t> Transition sodda o’zgarishlar uchun qulay. Animation esa murakkab, ko’p bosqichli va takrorlanuvchi harakatlar uchun ko’proq imkoniyat yaratadi.</w:t>
       </w:r>
     </w:p>
     <w:p>
       <w:pPr>
         <w:spacing w:line="360" w:lineRule="auto"/>
         <w:ind w:firstLine="420" w:firstLineChars="150"/>
-        <w:jc w:val="left"/>
+        <w:jc w:val="both"/>
+        <w:rPr>
+          <w:rFonts w:hint="default" w:ascii="Times New Roman" w:hAnsi="Times New Roman" w:cs="Times New Roman"/>
+          <w:sz w:val="28"/>
+          <w:szCs w:val="28"/>
+        </w:rPr>
+      </w:pPr>
+      <w:r>
+        <w:rPr>
+          <w:rFonts w:hint="default" w:ascii="Times New Roman" w:hAnsi="Times New Roman" w:cs="Times New Roman"/>
+          <w:b/>
+          <w:bCs/>
+          <w:sz w:val="28"/>
+          <w:szCs w:val="28"/>
+        </w:rPr>
+        <w:t>Trigger:</w:t>
+      </w:r>
+      <w:r>
+        <w:rPr>
+          <w:rFonts w:hint="default" w:ascii="Times New Roman" w:hAnsi="Times New Roman" w:cs="Times New Roman"/>
+          <w:sz w:val="28"/>
+          <w:szCs w:val="28"/>
+        </w:rPr>
+        <w:t> Transition ko’pincha foydalanuvchi harakatlari (hover, focus, active) bilan bog’liq. Animation esa bir marta chaqirilgandan keyin o’zini ishga tushiradi va (infinite bilan) davom etishi mumkin.</w:t>
+      </w:r>
+    </w:p>
+    <w:p>
+      <w:pPr>
+        <w:spacing w:line="360" w:lineRule="auto"/>
+        <w:ind w:firstLine="420" w:firstLineChars="150"/>
+        <w:jc w:val="both"/>
+        <w:rPr>
+          <w:rFonts w:hint="default" w:ascii="Times New Roman" w:hAnsi="Times New Roman" w:cs="Times New Roman"/>
+          <w:sz w:val="28"/>
+          <w:szCs w:val="28"/>
+        </w:rPr>
+      </w:pPr>
+      <w:r>
+        <w:rPr>
+          <w:rFonts w:hint="default" w:ascii="Times New Roman" w:hAnsi="Times New Roman" w:cs="Times New Roman"/>
+          <w:sz w:val="28"/>
+          <w:szCs w:val="28"/>
+        </w:rPr>
+        <w:t>Bu ikki CSS xususiyati veb-saytlarga jonlilik, interaktivlik va professional ko’rinish berish uchun juda muhimdir. Ularni to’g’ri va o’rinli qo’llash foydalanuvchi tajribasini sezilarli darajada yaxshilaydi.</w:t>
+      </w:r>
+    </w:p>
+    <w:p>
+      <w:pPr>
+        <w:spacing w:line="360" w:lineRule="auto"/>
+        <w:jc w:val="both"/>
+        <w:rPr>
+          <w:rFonts w:hint="default" w:ascii="Times New Roman" w:hAnsi="Times New Roman" w:cs="Times New Roman"/>
+          <w:b/>
+          <w:bCs/>
+          <w:sz w:val="28"/>
+          <w:szCs w:val="28"/>
+          <w:lang w:val="uz-Latn-UZ"/>
+        </w:rPr>
+      </w:pPr>
+      <w:r>
+        <w:rPr>
+          <w:rFonts w:hint="default" w:ascii="Times New Roman" w:hAnsi="Times New Roman" w:cs="Times New Roman"/>
+          <w:b/>
+          <w:bCs/>
+          <w:sz w:val="28"/>
+          <w:szCs w:val="28"/>
+          <w:lang w:val="uz-Latn-UZ"/>
+        </w:rPr>
+        <w:t>Amaliy qism</w:t>
+      </w:r>
+    </w:p>
+    <w:p>
+      <w:pPr>
+        <w:spacing w:line="360" w:lineRule="auto"/>
+        <w:ind w:firstLine="420" w:firstLineChars="150"/>
+        <w:jc w:val="both"/>
+        <w:rPr>
+          <w:rFonts w:hint="default" w:ascii="Times New Roman" w:hAnsi="Times New Roman" w:cs="Times New Roman"/>
+          <w:sz w:val="28"/>
+          <w:szCs w:val="28"/>
+          <w:lang w:val="uz-Latn-UZ"/>
+        </w:rPr>
+      </w:pPr>
+      <w:r>
+        <w:rPr>
+          <w:rFonts w:hint="default" w:ascii="Times New Roman" w:hAnsi="Times New Roman" w:cs="Times New Roman"/>
+          <w:sz w:val="28"/>
+          <w:szCs w:val="28"/>
+          <w:lang w:val="uz-Latn-UZ"/>
+        </w:rPr>
+        <w:t xml:space="preserve">Bugungi laboratoriya ishida men navigatsiya uchun animatsiya, navigatsiya, button va kitob kartalari uchun transition qo’shdim. </w:t>
+      </w:r>
+    </w:p>
+    <w:p>
+      <w:pPr>
+        <w:spacing w:line="360" w:lineRule="auto"/>
+        <w:ind w:firstLine="420" w:firstLineChars="150"/>
+        <w:jc w:val="both"/>
         <w:rPr>
           <w:rFonts w:hint="default" w:ascii="Times New Roman" w:hAnsi="Times New Roman" w:eastAsia="SimSun" w:cs="Times New Roman"/>
           <w:b w:val="0"/>
@@ -3480,7 +3649,7 @@
         <w:suppressLineNumbers w:val="0"/>
         <w:shd w:val="clear" w:fill="FFFFFF"/>
         <w:spacing w:line="360" w:lineRule="auto"/>
-        <w:jc w:val="left"/>
+        <w:jc w:val="both"/>
         <w:rPr>
           <w:rFonts w:hint="default" w:ascii="Times New Roman" w:hAnsi="Times New Roman" w:eastAsia="Consolas" w:cs="Times New Roman"/>
           <w:b w:val="0"/>
@@ -3555,7 +3724,7 @@
         <w:suppressLineNumbers w:val="0"/>
         <w:shd w:val="clear" w:fill="FFFFFF"/>
         <w:spacing w:line="240" w:lineRule="auto"/>
-        <w:jc w:val="left"/>
+        <w:jc w:val="both"/>
         <w:rPr>
           <w:rFonts w:hint="default" w:ascii="Times New Roman" w:hAnsi="Times New Roman" w:eastAsia="Consolas" w:cs="Times New Roman"/>
           <w:b w:val="0"/>
@@ -3588,7 +3757,7 @@
         <w:suppressLineNumbers w:val="0"/>
         <w:shd w:val="clear" w:fill="FFFFFF"/>
         <w:spacing w:line="240" w:lineRule="auto"/>
-        <w:jc w:val="left"/>
+        <w:jc w:val="both"/>
         <w:rPr>
           <w:rFonts w:hint="default" w:ascii="Times New Roman" w:hAnsi="Times New Roman" w:eastAsia="Consolas" w:cs="Times New Roman"/>
           <w:b w:val="0"/>
@@ -3677,7 +3846,7 @@
         <w:suppressLineNumbers w:val="0"/>
         <w:shd w:val="clear" w:fill="FFFFFF"/>
         <w:spacing w:line="240" w:lineRule="auto"/>
-        <w:jc w:val="left"/>
+        <w:jc w:val="both"/>
         <w:rPr>
           <w:rFonts w:hint="default" w:ascii="Times New Roman" w:hAnsi="Times New Roman" w:eastAsia="Consolas" w:cs="Times New Roman"/>
           <w:b w:val="0"/>
@@ -3794,7 +3963,7 @@
         <w:suppressLineNumbers w:val="0"/>
         <w:shd w:val="clear" w:fill="FFFFFF"/>
         <w:spacing w:line="240" w:lineRule="auto"/>
-        <w:jc w:val="left"/>
+        <w:jc w:val="both"/>
         <w:rPr>
           <w:rFonts w:hint="default" w:ascii="Times New Roman" w:hAnsi="Times New Roman" w:eastAsia="Consolas" w:cs="Times New Roman"/>
           <w:b w:val="0"/>
@@ -3827,7 +3996,7 @@
         <w:suppressLineNumbers w:val="0"/>
         <w:shd w:val="clear" w:fill="FFFFFF"/>
         <w:spacing w:line="240" w:lineRule="auto"/>
-        <w:jc w:val="left"/>
+        <w:jc w:val="both"/>
         <w:rPr>
           <w:rFonts w:hint="default" w:ascii="Times New Roman" w:hAnsi="Times New Roman" w:eastAsia="Consolas" w:cs="Times New Roman"/>
           <w:b w:val="0"/>
@@ -3860,7 +4029,7 @@
         <w:suppressLineNumbers w:val="0"/>
         <w:shd w:val="clear" w:fill="FFFFFF"/>
         <w:spacing w:line="240" w:lineRule="auto"/>
-        <w:jc w:val="left"/>
+        <w:jc w:val="both"/>
         <w:rPr>
           <w:rFonts w:hint="default" w:ascii="Times New Roman" w:hAnsi="Times New Roman" w:eastAsia="Consolas" w:cs="Times New Roman"/>
           <w:b w:val="0"/>
@@ -3949,7 +4118,7 @@
         <w:suppressLineNumbers w:val="0"/>
         <w:shd w:val="clear" w:fill="FFFFFF"/>
         <w:spacing w:line="240" w:lineRule="auto"/>
-        <w:jc w:val="left"/>
+        <w:jc w:val="both"/>
         <w:rPr>
           <w:rFonts w:hint="default" w:ascii="Times New Roman" w:hAnsi="Times New Roman" w:eastAsia="Consolas" w:cs="Times New Roman"/>
           <w:b w:val="0"/>
@@ -4066,7 +4235,7 @@
         <w:suppressLineNumbers w:val="0"/>
         <w:shd w:val="clear" w:fill="FFFFFF"/>
         <w:spacing w:line="240" w:lineRule="auto"/>
-        <w:jc w:val="left"/>
+        <w:jc w:val="both"/>
         <w:rPr>
           <w:rFonts w:hint="default" w:ascii="Times New Roman" w:hAnsi="Times New Roman" w:eastAsia="Consolas" w:cs="Times New Roman"/>
           <w:b w:val="0"/>
@@ -4099,7 +4268,7 @@
         <w:suppressLineNumbers w:val="0"/>
         <w:shd w:val="clear" w:fill="FFFFFF"/>
         <w:spacing w:line="240" w:lineRule="auto"/>
-        <w:jc w:val="left"/>
+        <w:jc w:val="both"/>
         <w:rPr>
           <w:rFonts w:hint="default" w:ascii="Times New Roman" w:hAnsi="Times New Roman" w:eastAsia="Consolas" w:cs="Times New Roman"/>
           <w:b w:val="0"/>
@@ -4132,7 +4301,7 @@
         <w:suppressLineNumbers w:val="0"/>
         <w:shd w:val="clear" w:fill="FFFFFF"/>
         <w:spacing w:line="240" w:lineRule="auto"/>
-        <w:jc w:val="left"/>
+        <w:jc w:val="both"/>
         <w:rPr>
           <w:rFonts w:hint="default" w:ascii="Times New Roman" w:hAnsi="Times New Roman" w:eastAsia="Consolas" w:cs="Times New Roman"/>
           <w:b w:val="0"/>
@@ -4193,7 +4362,7 @@
         <w:suppressLineNumbers w:val="0"/>
         <w:shd w:val="clear" w:fill="FFFFFF"/>
         <w:spacing w:line="240" w:lineRule="auto"/>
-        <w:jc w:val="left"/>
+        <w:jc w:val="both"/>
         <w:rPr>
           <w:rFonts w:hint="default" w:ascii="Times New Roman" w:hAnsi="Times New Roman" w:eastAsia="Consolas" w:cs="Times New Roman"/>
           <w:b w:val="0"/>
@@ -4254,7 +4423,7 @@
         <w:suppressLineNumbers w:val="0"/>
         <w:shd w:val="clear" w:fill="FFFFFF"/>
         <w:spacing w:line="240" w:lineRule="auto"/>
-        <w:jc w:val="left"/>
+        <w:jc w:val="both"/>
         <w:rPr>
           <w:rFonts w:hint="default" w:ascii="Times New Roman" w:hAnsi="Times New Roman" w:eastAsia="Consolas" w:cs="Times New Roman"/>
           <w:b w:val="0"/>
@@ -4343,7 +4512,7 @@
         <w:suppressLineNumbers w:val="0"/>
         <w:shd w:val="clear" w:fill="FFFFFF"/>
         <w:spacing w:line="240" w:lineRule="auto"/>
-        <w:jc w:val="left"/>
+        <w:jc w:val="both"/>
         <w:rPr>
           <w:rFonts w:hint="default" w:ascii="Times New Roman" w:hAnsi="Times New Roman" w:eastAsia="Consolas" w:cs="Times New Roman"/>
           <w:b w:val="0"/>
@@ -4432,7 +4601,7 @@
         <w:suppressLineNumbers w:val="0"/>
         <w:shd w:val="clear" w:fill="FFFFFF"/>
         <w:spacing w:line="240" w:lineRule="auto"/>
-        <w:jc w:val="left"/>
+        <w:jc w:val="both"/>
         <w:rPr>
           <w:rFonts w:hint="default" w:ascii="Times New Roman" w:hAnsi="Times New Roman" w:eastAsia="Consolas" w:cs="Times New Roman"/>
           <w:b w:val="0"/>
@@ -4521,7 +4690,7 @@
         <w:suppressLineNumbers w:val="0"/>
         <w:shd w:val="clear" w:fill="FFFFFF"/>
         <w:spacing w:line="240" w:lineRule="auto"/>
-        <w:jc w:val="left"/>
+        <w:jc w:val="both"/>
         <w:rPr>
           <w:rFonts w:hint="default" w:ascii="Times New Roman" w:hAnsi="Times New Roman" w:eastAsia="Consolas" w:cs="Times New Roman"/>
           <w:b w:val="0"/>
@@ -4610,7 +4779,7 @@
         <w:suppressLineNumbers w:val="0"/>
         <w:shd w:val="clear" w:fill="FFFFFF"/>
         <w:spacing w:line="240" w:lineRule="auto"/>
-        <w:jc w:val="left"/>
+        <w:jc w:val="both"/>
         <w:rPr>
           <w:rFonts w:hint="default" w:ascii="Times New Roman" w:hAnsi="Times New Roman" w:eastAsia="Consolas" w:cs="Times New Roman"/>
           <w:b w:val="0"/>
@@ -4713,7 +4882,7 @@
         <w:suppressLineNumbers w:val="0"/>
         <w:shd w:val="clear" w:fill="FFFFFF"/>
         <w:spacing w:line="240" w:lineRule="auto"/>
-        <w:jc w:val="left"/>
+        <w:jc w:val="both"/>
         <w:rPr>
           <w:rFonts w:hint="default" w:ascii="Times New Roman" w:hAnsi="Times New Roman" w:eastAsia="SimSun" w:cs="Times New Roman"/>
           <w:sz w:val="24"/>
@@ -4740,7 +4909,7 @@
       <w:pPr>
         <w:spacing w:line="360" w:lineRule="auto"/>
         <w:ind w:firstLine="420" w:firstLineChars="150"/>
-        <w:jc w:val="left"/>
+        <w:jc w:val="both"/>
         <w:rPr>
           <w:rFonts w:hint="default" w:ascii="Times New Roman" w:hAnsi="Times New Roman" w:eastAsia="Consolas" w:cs="Times New Roman"/>
           <w:b w:val="0"/>
@@ -4767,7 +4936,7 @@
         <w:suppressLineNumbers w:val="0"/>
         <w:shd w:val="clear" w:fill="FFFFFF"/>
         <w:spacing w:line="240" w:lineRule="auto"/>
-        <w:jc w:val="left"/>
+        <w:jc w:val="both"/>
         <w:rPr>
           <w:rFonts w:hint="default" w:ascii="Times New Roman" w:hAnsi="Times New Roman" w:eastAsia="Consolas" w:cs="Times New Roman"/>
           <w:b w:val="0"/>
@@ -4842,7 +5011,7 @@
         <w:suppressLineNumbers w:val="0"/>
         <w:shd w:val="clear" w:fill="FFFFFF"/>
         <w:spacing w:line="240" w:lineRule="auto"/>
-        <w:jc w:val="left"/>
+        <w:jc w:val="both"/>
         <w:rPr>
           <w:rFonts w:hint="default" w:ascii="Times New Roman" w:hAnsi="Times New Roman" w:eastAsia="Consolas" w:cs="Times New Roman"/>
           <w:b w:val="0"/>
@@ -4931,7 +5100,7 @@
         <w:suppressLineNumbers w:val="0"/>
         <w:shd w:val="clear" w:fill="FFFFFF"/>
         <w:spacing w:line="240" w:lineRule="auto"/>
-        <w:jc w:val="left"/>
+        <w:jc w:val="both"/>
         <w:rPr>
           <w:rFonts w:hint="default" w:ascii="Times New Roman" w:hAnsi="Times New Roman" w:eastAsia="Consolas" w:cs="Times New Roman"/>
           <w:b w:val="0"/>
@@ -5020,7 +5189,7 @@
         <w:suppressLineNumbers w:val="0"/>
         <w:shd w:val="clear" w:fill="FFFFFF"/>
         <w:spacing w:line="240" w:lineRule="auto"/>
-        <w:jc w:val="left"/>
+        <w:jc w:val="both"/>
         <w:rPr>
           <w:rFonts w:hint="default" w:ascii="Times New Roman" w:hAnsi="Times New Roman" w:eastAsia="Consolas" w:cs="Times New Roman"/>
           <w:b w:val="0"/>
@@ -5109,7 +5278,7 @@
         <w:suppressLineNumbers w:val="0"/>
         <w:shd w:val="clear" w:fill="FFFFFF"/>
         <w:spacing w:line="240" w:lineRule="auto"/>
-        <w:jc w:val="left"/>
+        <w:jc w:val="both"/>
         <w:rPr>
           <w:rFonts w:hint="default" w:ascii="Times New Roman" w:hAnsi="Times New Roman" w:eastAsia="Consolas" w:cs="Times New Roman"/>
           <w:b w:val="0"/>
@@ -5198,7 +5367,7 @@
         <w:suppressLineNumbers w:val="0"/>
         <w:shd w:val="clear" w:fill="FFFFFF"/>
         <w:spacing w:line="240" w:lineRule="auto"/>
-        <w:jc w:val="left"/>
+        <w:jc w:val="both"/>
         <w:rPr>
           <w:rFonts w:hint="default" w:ascii="Times New Roman" w:hAnsi="Times New Roman" w:eastAsia="Consolas" w:cs="Times New Roman"/>
           <w:b w:val="0"/>
@@ -5287,7 +5456,7 @@
         <w:suppressLineNumbers w:val="0"/>
         <w:shd w:val="clear" w:fill="FFFFFF"/>
         <w:spacing w:line="240" w:lineRule="auto"/>
-        <w:jc w:val="left"/>
+        <w:jc w:val="both"/>
         <w:rPr>
           <w:rFonts w:hint="default" w:ascii="Times New Roman" w:hAnsi="Times New Roman" w:eastAsia="Consolas" w:cs="Times New Roman"/>
           <w:b w:val="0"/>
@@ -5334,7 +5503,7 @@
         <w:suppressLineNumbers w:val="0"/>
         <w:shd w:val="clear" w:fill="FFFFFF"/>
         <w:spacing w:line="240" w:lineRule="auto"/>
-        <w:jc w:val="left"/>
+        <w:jc w:val="both"/>
         <w:rPr>
           <w:rFonts w:hint="default" w:ascii="Times New Roman" w:hAnsi="Times New Roman" w:eastAsia="Consolas" w:cs="Times New Roman"/>
           <w:b w:val="0"/>
@@ -5549,7 +5718,7 @@
         <w:suppressLineNumbers w:val="0"/>
         <w:shd w:val="clear" w:fill="FFFFFF"/>
         <w:spacing w:line="240" w:lineRule="auto"/>
-        <w:jc w:val="left"/>
+        <w:jc w:val="both"/>
         <w:rPr>
           <w:rFonts w:hint="default" w:ascii="Times New Roman" w:hAnsi="Times New Roman" w:eastAsia="Consolas" w:cs="Times New Roman"/>
           <w:b w:val="0"/>
@@ -5834,7 +6003,7 @@
         <w:suppressLineNumbers w:val="0"/>
         <w:shd w:val="clear" w:fill="FFFFFF"/>
         <w:spacing w:line="240" w:lineRule="auto"/>
-        <w:jc w:val="left"/>
+        <w:jc w:val="both"/>
         <w:rPr>
           <w:rFonts w:hint="default" w:ascii="Times New Roman" w:hAnsi="Times New Roman" w:eastAsia="Consolas" w:cs="Times New Roman"/>
           <w:b w:val="0"/>
@@ -5923,7 +6092,7 @@
         <w:suppressLineNumbers w:val="0"/>
         <w:shd w:val="clear" w:fill="FFFFFF"/>
         <w:spacing w:line="240" w:lineRule="auto"/>
-        <w:jc w:val="left"/>
+        <w:jc w:val="both"/>
         <w:rPr>
           <w:rFonts w:hint="default" w:ascii="Times New Roman" w:hAnsi="Times New Roman" w:cs="Times New Roman"/>
           <w:sz w:val="24"/>
@@ -5953,7 +6122,7 @@
         <w:suppressLineNumbers w:val="0"/>
         <w:shd w:val="clear" w:fill="FFFFFF"/>
         <w:spacing w:line="240" w:lineRule="auto"/>
-        <w:jc w:val="left"/>
+        <w:jc w:val="both"/>
         <w:rPr>
           <w:rFonts w:hint="default" w:ascii="Times New Roman" w:hAnsi="Times New Roman" w:eastAsia="Consolas" w:cs="Times New Roman"/>
           <w:b w:val="0"/>
@@ -6056,7 +6225,7 @@
         <w:suppressLineNumbers w:val="0"/>
         <w:shd w:val="clear" w:fill="FFFFFF"/>
         <w:spacing w:line="240" w:lineRule="auto"/>
-        <w:jc w:val="left"/>
+        <w:jc w:val="both"/>
         <w:rPr>
           <w:rFonts w:hint="default" w:ascii="Times New Roman" w:hAnsi="Times New Roman" w:eastAsia="Consolas" w:cs="Times New Roman"/>
           <w:b w:val="0"/>
@@ -6145,7 +6314,7 @@
         <w:suppressLineNumbers w:val="0"/>
         <w:shd w:val="clear" w:fill="FFFFFF"/>
         <w:spacing w:line="240" w:lineRule="auto"/>
-        <w:jc w:val="left"/>
+        <w:jc w:val="both"/>
         <w:rPr>
           <w:rFonts w:hint="default" w:ascii="Times New Roman" w:hAnsi="Times New Roman" w:cs="Times New Roman"/>
           <w:sz w:val="24"/>
@@ -6175,7 +6344,7 @@
         <w:suppressLineNumbers w:val="0"/>
         <w:shd w:val="clear" w:fill="FFFFFF"/>
         <w:spacing w:line="240" w:lineRule="auto"/>
-        <w:jc w:val="left"/>
+        <w:jc w:val="both"/>
         <w:rPr>
           <w:rFonts w:hint="default" w:ascii="Times New Roman" w:hAnsi="Times New Roman" w:eastAsia="Consolas" w:cs="Times New Roman"/>
           <w:b w:val="0"/>
@@ -6306,7 +6475,7 @@
         <w:suppressLineNumbers w:val="0"/>
         <w:shd w:val="clear" w:fill="FFFFFF"/>
         <w:spacing w:line="240" w:lineRule="auto"/>
-        <w:jc w:val="left"/>
+        <w:jc w:val="both"/>
         <w:rPr>
           <w:rFonts w:hint="default" w:ascii="Times New Roman" w:hAnsi="Times New Roman" w:eastAsia="Consolas" w:cs="Times New Roman"/>
           <w:b w:val="0"/>
@@ -6395,7 +6564,7 @@
         <w:suppressLineNumbers w:val="0"/>
         <w:shd w:val="clear" w:fill="FFFFFF"/>
         <w:spacing w:line="240" w:lineRule="auto"/>
-        <w:jc w:val="left"/>
+        <w:jc w:val="both"/>
         <w:rPr>
           <w:rFonts w:hint="default" w:ascii="Times New Roman" w:hAnsi="Times New Roman" w:eastAsia="Consolas" w:cs="Times New Roman"/>
           <w:b w:val="0"/>
@@ -6484,7 +6653,7 @@
         <w:suppressLineNumbers w:val="0"/>
         <w:shd w:val="clear" w:fill="FFFFFF"/>
         <w:spacing w:line="240" w:lineRule="auto"/>
-        <w:jc w:val="left"/>
+        <w:jc w:val="both"/>
         <w:rPr>
           <w:rFonts w:hint="default" w:ascii="Times New Roman" w:hAnsi="Times New Roman" w:eastAsia="Consolas" w:cs="Times New Roman"/>
           <w:b w:val="0"/>
@@ -6573,7 +6742,7 @@
         <w:suppressLineNumbers w:val="0"/>
         <w:shd w:val="clear" w:fill="FFFFFF"/>
         <w:spacing w:line="240" w:lineRule="auto"/>
-        <w:jc w:val="left"/>
+        <w:jc w:val="both"/>
         <w:rPr>
           <w:rFonts w:hint="default" w:ascii="Times New Roman" w:hAnsi="Times New Roman" w:eastAsia="Consolas" w:cs="Times New Roman"/>
           <w:b w:val="0"/>
@@ -6704,7 +6873,7 @@
         <w:suppressLineNumbers w:val="0"/>
         <w:shd w:val="clear" w:fill="FFFFFF"/>
         <w:spacing w:line="240" w:lineRule="auto"/>
-        <w:jc w:val="left"/>
+        <w:jc w:val="both"/>
         <w:rPr>
           <w:rFonts w:hint="default" w:ascii="Times New Roman" w:hAnsi="Times New Roman" w:eastAsia="Consolas" w:cs="Times New Roman"/>
           <w:b w:val="0"/>
@@ -6807,7 +6976,7 @@
         <w:suppressLineNumbers w:val="0"/>
         <w:shd w:val="clear" w:fill="FFFFFF"/>
         <w:spacing w:line="240" w:lineRule="auto"/>
-        <w:jc w:val="left"/>
+        <w:jc w:val="both"/>
         <w:rPr>
           <w:rFonts w:hint="default" w:ascii="Times New Roman" w:hAnsi="Times New Roman" w:eastAsia="Consolas" w:cs="Times New Roman"/>
           <w:b w:val="0"/>
@@ -6896,7 +7065,7 @@
         <w:suppressLineNumbers w:val="0"/>
         <w:shd w:val="clear" w:fill="FFFFFF"/>
         <w:spacing w:line="240" w:lineRule="auto"/>
-        <w:jc w:val="left"/>
+        <w:jc w:val="both"/>
         <w:rPr>
           <w:rFonts w:hint="default" w:ascii="Times New Roman" w:hAnsi="Times New Roman" w:eastAsia="Consolas" w:cs="Times New Roman"/>
           <w:b w:val="0"/>
@@ -6985,7 +7154,7 @@
         <w:suppressLineNumbers w:val="0"/>
         <w:shd w:val="clear" w:fill="FFFFFF"/>
         <w:spacing w:line="240" w:lineRule="auto"/>
-        <w:jc w:val="left"/>
+        <w:jc w:val="both"/>
         <w:rPr>
           <w:rFonts w:hint="default" w:ascii="Times New Roman" w:hAnsi="Times New Roman" w:eastAsia="Consolas" w:cs="Times New Roman"/>
           <w:b w:val="0"/>
@@ -7242,7 +7411,7 @@
         <w:suppressLineNumbers w:val="0"/>
         <w:shd w:val="clear" w:fill="FFFFFF"/>
         <w:spacing w:line="240" w:lineRule="auto"/>
-        <w:jc w:val="left"/>
+        <w:jc w:val="both"/>
         <w:rPr>
           <w:rFonts w:hint="default" w:ascii="Times New Roman" w:hAnsi="Times New Roman" w:eastAsia="Consolas" w:cs="Times New Roman"/>
           <w:b w:val="0"/>
@@ -7387,7 +7556,7 @@
         <w:suppressLineNumbers w:val="0"/>
         <w:shd w:val="clear" w:fill="FFFFFF"/>
         <w:spacing w:line="240" w:lineRule="auto"/>
-        <w:jc w:val="left"/>
+        <w:jc w:val="both"/>
         <w:rPr>
           <w:rFonts w:hint="default" w:ascii="Times New Roman" w:hAnsi="Times New Roman" w:cs="Times New Roman"/>
           <w:sz w:val="24"/>
@@ -7417,7 +7586,7 @@
         <w:suppressLineNumbers w:val="0"/>
         <w:shd w:val="clear" w:fill="FFFFFF"/>
         <w:spacing w:line="240" w:lineRule="auto"/>
-        <w:jc w:val="left"/>
+        <w:jc w:val="both"/>
         <w:rPr>
           <w:rFonts w:hint="default" w:ascii="Times New Roman" w:hAnsi="Times New Roman" w:eastAsia="Consolas" w:cs="Times New Roman"/>
           <w:b w:val="0"/>
@@ -7450,7 +7619,7 @@
         <w:suppressLineNumbers w:val="0"/>
         <w:shd w:val="clear" w:fill="FFFFFF"/>
         <w:spacing w:line="240" w:lineRule="auto"/>
-        <w:jc w:val="left"/>
+        <w:jc w:val="both"/>
         <w:rPr>
           <w:rFonts w:hint="default" w:ascii="Times New Roman" w:hAnsi="Times New Roman" w:eastAsia="Consolas" w:cs="Times New Roman"/>
           <w:b w:val="0"/>
@@ -7581,7 +7750,7 @@
         <w:suppressLineNumbers w:val="0"/>
         <w:shd w:val="clear" w:fill="FFFFFF"/>
         <w:spacing w:line="240" w:lineRule="auto"/>
-        <w:jc w:val="left"/>
+        <w:jc w:val="both"/>
         <w:rPr>
           <w:rFonts w:hint="default" w:ascii="Times New Roman" w:hAnsi="Times New Roman" w:eastAsia="Consolas" w:cs="Times New Roman"/>
           <w:b w:val="0"/>
@@ -7684,7 +7853,7 @@
         <w:suppressLineNumbers w:val="0"/>
         <w:shd w:val="clear" w:fill="FFFFFF"/>
         <w:spacing w:line="240" w:lineRule="auto"/>
-        <w:jc w:val="left"/>
+        <w:jc w:val="both"/>
         <w:rPr>
           <w:rFonts w:hint="default" w:ascii="Times New Roman" w:hAnsi="Times New Roman" w:eastAsia="Consolas" w:cs="Times New Roman"/>
           <w:b w:val="0"/>
@@ -7899,7 +8068,7 @@
         <w:suppressLineNumbers w:val="0"/>
         <w:shd w:val="clear" w:fill="FFFFFF"/>
         <w:spacing w:line="240" w:lineRule="auto"/>
-        <w:jc w:val="left"/>
+        <w:jc w:val="both"/>
         <w:rPr>
           <w:rFonts w:hint="default" w:ascii="Times New Roman" w:hAnsi="Times New Roman" w:eastAsia="Consolas" w:cs="Times New Roman"/>
           <w:b w:val="0"/>
@@ -7988,7 +8157,7 @@
         <w:suppressLineNumbers w:val="0"/>
         <w:shd w:val="clear" w:fill="FFFFFF"/>
         <w:spacing w:line="240" w:lineRule="auto"/>
-        <w:jc w:val="left"/>
+        <w:jc w:val="both"/>
         <w:rPr>
           <w:rFonts w:hint="default" w:ascii="Times New Roman" w:hAnsi="Times New Roman" w:eastAsia="SimSun" w:cs="Times New Roman"/>
           <w:sz w:val="24"/>
@@ -8015,7 +8184,7 @@
       <w:pPr>
         <w:spacing w:line="360" w:lineRule="auto"/>
         <w:ind w:firstLine="420" w:firstLineChars="150"/>
-        <w:jc w:val="left"/>
+        <w:jc w:val="both"/>
         <w:rPr>
           <w:rFonts w:hint="default" w:ascii="Times New Roman" w:hAnsi="Times New Roman" w:eastAsia="Consolas" w:cs="Times New Roman"/>
           <w:b w:val="0"/>
@@ -8138,7 +8307,7 @@
         <w:suppressLineNumbers w:val="0"/>
         <w:shd w:val="clear" w:fill="FFFFFF"/>
         <w:spacing w:line="240" w:lineRule="auto"/>
-        <w:jc w:val="left"/>
+        <w:jc w:val="both"/>
         <w:rPr>
           <w:rFonts w:hint="default" w:ascii="Times New Roman" w:hAnsi="Times New Roman" w:eastAsia="Consolas" w:cs="Times New Roman"/>
           <w:b w:val="0"/>
@@ -8213,7 +8382,7 @@
         <w:suppressLineNumbers w:val="0"/>
         <w:shd w:val="clear" w:fill="FFFFFF"/>
         <w:spacing w:line="240" w:lineRule="auto"/>
-        <w:jc w:val="left"/>
+        <w:jc w:val="both"/>
         <w:rPr>
           <w:rFonts w:hint="default" w:ascii="Times New Roman" w:hAnsi="Times New Roman" w:eastAsia="Consolas" w:cs="Times New Roman"/>
           <w:b w:val="0"/>
@@ -8302,7 +8471,7 @@
         <w:suppressLineNumbers w:val="0"/>
         <w:shd w:val="clear" w:fill="FFFFFF"/>
         <w:spacing w:line="240" w:lineRule="auto"/>
-        <w:jc w:val="left"/>
+        <w:jc w:val="both"/>
         <w:rPr>
           <w:rFonts w:hint="default" w:ascii="Times New Roman" w:hAnsi="Times New Roman" w:eastAsia="Consolas" w:cs="Times New Roman"/>
           <w:b w:val="0"/>
@@ -8391,7 +8560,7 @@
         <w:suppressLineNumbers w:val="0"/>
         <w:shd w:val="clear" w:fill="FFFFFF"/>
         <w:spacing w:line="240" w:lineRule="auto"/>
-        <w:jc w:val="left"/>
+        <w:jc w:val="both"/>
         <w:rPr>
           <w:rFonts w:hint="default" w:ascii="Times New Roman" w:hAnsi="Times New Roman" w:eastAsia="Consolas" w:cs="Times New Roman"/>
           <w:b w:val="0"/>
@@ -8480,7 +8649,7 @@
         <w:suppressLineNumbers w:val="0"/>
         <w:shd w:val="clear" w:fill="FFFFFF"/>
         <w:spacing w:line="240" w:lineRule="auto"/>
-        <w:jc w:val="left"/>
+        <w:jc w:val="both"/>
         <w:rPr>
           <w:rFonts w:hint="default" w:ascii="Times New Roman" w:hAnsi="Times New Roman" w:eastAsia="Consolas" w:cs="Times New Roman"/>
           <w:b w:val="0"/>
@@ -8569,7 +8738,7 @@
         <w:suppressLineNumbers w:val="0"/>
         <w:shd w:val="clear" w:fill="FFFFFF"/>
         <w:spacing w:line="240" w:lineRule="auto"/>
-        <w:jc w:val="left"/>
+        <w:jc w:val="both"/>
         <w:rPr>
           <w:rFonts w:hint="default" w:ascii="Times New Roman" w:hAnsi="Times New Roman" w:eastAsia="Consolas" w:cs="Times New Roman"/>
           <w:b w:val="0"/>
@@ -8658,7 +8827,7 @@
         <w:suppressLineNumbers w:val="0"/>
         <w:shd w:val="clear" w:fill="FFFFFF"/>
         <w:spacing w:line="240" w:lineRule="auto"/>
-        <w:jc w:val="left"/>
+        <w:jc w:val="both"/>
         <w:rPr>
           <w:rFonts w:hint="default" w:ascii="Times New Roman" w:hAnsi="Times New Roman" w:eastAsia="Consolas" w:cs="Times New Roman"/>
           <w:b w:val="0"/>
@@ -8705,7 +8874,7 @@
         <w:suppressLineNumbers w:val="0"/>
         <w:shd w:val="clear" w:fill="FFFFFF"/>
         <w:spacing w:line="240" w:lineRule="auto"/>
-        <w:jc w:val="left"/>
+        <w:jc w:val="both"/>
         <w:rPr>
           <w:rFonts w:hint="default" w:ascii="Times New Roman" w:hAnsi="Times New Roman" w:eastAsia="Consolas" w:cs="Times New Roman"/>
           <w:b w:val="0"/>
@@ -8920,7 +9089,7 @@
         <w:suppressLineNumbers w:val="0"/>
         <w:shd w:val="clear" w:fill="FFFFFF"/>
         <w:spacing w:line="240" w:lineRule="auto"/>
-        <w:jc w:val="left"/>
+        <w:jc w:val="both"/>
         <w:rPr>
           <w:rFonts w:hint="default" w:ascii="Times New Roman" w:hAnsi="Times New Roman" w:eastAsia="Consolas" w:cs="Times New Roman"/>
           <w:b w:val="0"/>
@@ -9205,7 +9374,7 @@
         <w:suppressLineNumbers w:val="0"/>
         <w:shd w:val="clear" w:fill="FFFFFF"/>
         <w:spacing w:line="240" w:lineRule="auto"/>
-        <w:jc w:val="left"/>
+        <w:jc w:val="both"/>
         <w:rPr>
           <w:rFonts w:hint="default" w:ascii="Times New Roman" w:hAnsi="Times New Roman" w:eastAsia="Consolas" w:cs="Times New Roman"/>
           <w:b w:val="0"/>
@@ -9294,7 +9463,7 @@
         <w:suppressLineNumbers w:val="0"/>
         <w:shd w:val="clear" w:fill="FFFFFF"/>
         <w:spacing w:line="240" w:lineRule="auto"/>
-        <w:jc w:val="left"/>
+        <w:jc w:val="both"/>
         <w:rPr>
           <w:rFonts w:hint="default" w:ascii="Times New Roman" w:hAnsi="Times New Roman" w:cs="Times New Roman"/>
           <w:sz w:val="24"/>
@@ -9324,7 +9493,7 @@
         <w:suppressLineNumbers w:val="0"/>
         <w:shd w:val="clear" w:fill="FFFFFF"/>
         <w:spacing w:line="240" w:lineRule="auto"/>
-        <w:jc w:val="left"/>
+        <w:jc w:val="both"/>
         <w:rPr>
           <w:rFonts w:hint="default" w:ascii="Times New Roman" w:hAnsi="Times New Roman" w:eastAsia="Consolas" w:cs="Times New Roman"/>
           <w:b w:val="0"/>
@@ -9427,7 +9596,7 @@
         <w:suppressLineNumbers w:val="0"/>
         <w:shd w:val="clear" w:fill="FFFFFF"/>
         <w:spacing w:line="240" w:lineRule="auto"/>
-        <w:jc w:val="left"/>
+        <w:jc w:val="both"/>
         <w:rPr>
           <w:rFonts w:hint="default" w:ascii="Times New Roman" w:hAnsi="Times New Roman" w:eastAsia="Consolas" w:cs="Times New Roman"/>
           <w:b w:val="0"/>
@@ -9516,7 +9685,7 @@
         <w:suppressLineNumbers w:val="0"/>
         <w:shd w:val="clear" w:fill="FFFFFF"/>
         <w:spacing w:line="240" w:lineRule="auto"/>
-        <w:jc w:val="left"/>
+        <w:jc w:val="both"/>
         <w:rPr>
           <w:rFonts w:hint="default" w:ascii="Times New Roman" w:hAnsi="Times New Roman" w:cs="Times New Roman"/>
           <w:sz w:val="24"/>
@@ -9546,7 +9715,7 @@
         <w:suppressLineNumbers w:val="0"/>
         <w:shd w:val="clear" w:fill="FFFFFF"/>
         <w:spacing w:line="240" w:lineRule="auto"/>
-        <w:jc w:val="left"/>
+        <w:jc w:val="both"/>
         <w:rPr>
           <w:rFonts w:hint="default" w:ascii="Times New Roman" w:hAnsi="Times New Roman" w:eastAsia="Consolas" w:cs="Times New Roman"/>
           <w:b w:val="0"/>
@@ -9677,7 +9846,7 @@
         <w:suppressLineNumbers w:val="0"/>
         <w:shd w:val="clear" w:fill="FFFFFF"/>
         <w:spacing w:line="240" w:lineRule="auto"/>
-        <w:jc w:val="left"/>
+        <w:jc w:val="both"/>
         <w:rPr>
           <w:rFonts w:hint="default" w:ascii="Times New Roman" w:hAnsi="Times New Roman" w:eastAsia="Consolas" w:cs="Times New Roman"/>
           <w:b w:val="0"/>
@@ -9766,7 +9935,7 @@
         <w:suppressLineNumbers w:val="0"/>
         <w:shd w:val="clear" w:fill="FFFFFF"/>
         <w:spacing w:line="240" w:lineRule="auto"/>
-        <w:jc w:val="left"/>
+        <w:jc w:val="both"/>
         <w:rPr>
           <w:rFonts w:hint="default" w:ascii="Times New Roman" w:hAnsi="Times New Roman" w:eastAsia="Consolas" w:cs="Times New Roman"/>
           <w:b w:val="0"/>
@@ -9855,7 +10024,7 @@
         <w:suppressLineNumbers w:val="0"/>
         <w:shd w:val="clear" w:fill="FFFFFF"/>
         <w:spacing w:line="240" w:lineRule="auto"/>
-        <w:jc w:val="left"/>
+        <w:jc w:val="both"/>
         <w:rPr>
           <w:rFonts w:hint="default" w:ascii="Times New Roman" w:hAnsi="Times New Roman" w:eastAsia="Consolas" w:cs="Times New Roman"/>
           <w:b w:val="0"/>
@@ -9944,7 +10113,7 @@
         <w:suppressLineNumbers w:val="0"/>
         <w:shd w:val="clear" w:fill="FFFFFF"/>
         <w:spacing w:line="240" w:lineRule="auto"/>
-        <w:jc w:val="left"/>
+        <w:jc w:val="both"/>
         <w:rPr>
           <w:rFonts w:hint="default" w:ascii="Times New Roman" w:hAnsi="Times New Roman" w:eastAsia="Consolas" w:cs="Times New Roman"/>
           <w:b w:val="0"/>
@@ -10075,7 +10244,7 @@
         <w:suppressLineNumbers w:val="0"/>
         <w:shd w:val="clear" w:fill="FFFFFF"/>
         <w:spacing w:line="240" w:lineRule="auto"/>
-        <w:jc w:val="left"/>
+        <w:jc w:val="both"/>
         <w:rPr>
           <w:rFonts w:hint="default" w:ascii="Times New Roman" w:hAnsi="Times New Roman" w:eastAsia="Consolas" w:cs="Times New Roman"/>
           <w:b w:val="0"/>
@@ -10178,7 +10347,7 @@
         <w:suppressLineNumbers w:val="0"/>
         <w:shd w:val="clear" w:fill="FFFFFF"/>
         <w:spacing w:line="240" w:lineRule="auto"/>
-        <w:jc w:val="left"/>
+        <w:jc w:val="both"/>
         <w:rPr>
           <w:rFonts w:hint="default" w:ascii="Times New Roman" w:hAnsi="Times New Roman" w:eastAsia="Consolas" w:cs="Times New Roman"/>
           <w:b w:val="0"/>
@@ -10267,7 +10436,7 @@
         <w:suppressLineNumbers w:val="0"/>
         <w:shd w:val="clear" w:fill="FFFFFF"/>
         <w:spacing w:line="240" w:lineRule="auto"/>
-        <w:jc w:val="left"/>
+        <w:jc w:val="both"/>
         <w:rPr>
           <w:rFonts w:hint="default" w:ascii="Times New Roman" w:hAnsi="Times New Roman" w:eastAsia="Consolas" w:cs="Times New Roman"/>
           <w:b w:val="0"/>
@@ -10356,7 +10525,7 @@
         <w:suppressLineNumbers w:val="0"/>
         <w:shd w:val="clear" w:fill="FFFFFF"/>
         <w:spacing w:line="240" w:lineRule="auto"/>
-        <w:jc w:val="left"/>
+        <w:jc w:val="both"/>
         <w:rPr>
           <w:rFonts w:hint="default" w:ascii="Times New Roman" w:hAnsi="Times New Roman" w:eastAsia="Consolas" w:cs="Times New Roman"/>
           <w:b w:val="0"/>
@@ -10613,7 +10782,7 @@
         <w:suppressLineNumbers w:val="0"/>
         <w:shd w:val="clear" w:fill="FFFFFF"/>
         <w:spacing w:line="240" w:lineRule="auto"/>
-        <w:jc w:val="left"/>
+        <w:jc w:val="both"/>
         <w:rPr>
           <w:rFonts w:hint="default" w:ascii="Times New Roman" w:hAnsi="Times New Roman" w:eastAsia="Consolas" w:cs="Times New Roman"/>
           <w:b w:val="0"/>
@@ -10758,7 +10927,7 @@
         <w:suppressLineNumbers w:val="0"/>
         <w:shd w:val="clear" w:fill="FFFFFF"/>
         <w:spacing w:line="240" w:lineRule="auto"/>
-        <w:jc w:val="left"/>
+        <w:jc w:val="both"/>
         <w:rPr>
           <w:rFonts w:hint="default" w:ascii="Times New Roman" w:hAnsi="Times New Roman" w:cs="Times New Roman"/>
           <w:sz w:val="24"/>
@@ -10788,7 +10957,7 @@
         <w:suppressLineNumbers w:val="0"/>
         <w:shd w:val="clear" w:fill="FFFFFF"/>
         <w:spacing w:line="240" w:lineRule="auto"/>
-        <w:jc w:val="left"/>
+        <w:jc w:val="both"/>
         <w:rPr>
           <w:rFonts w:hint="default" w:ascii="Times New Roman" w:hAnsi="Times New Roman" w:eastAsia="Consolas" w:cs="Times New Roman"/>
           <w:b w:val="0"/>
@@ -10821,7 +10990,7 @@
         <w:suppressLineNumbers w:val="0"/>
         <w:shd w:val="clear" w:fill="FFFFFF"/>
         <w:spacing w:line="240" w:lineRule="auto"/>
-        <w:jc w:val="left"/>
+        <w:jc w:val="both"/>
         <w:rPr>
           <w:rFonts w:hint="default" w:ascii="Times New Roman" w:hAnsi="Times New Roman" w:eastAsia="Consolas" w:cs="Times New Roman"/>
           <w:b w:val="0"/>
@@ -10952,7 +11121,7 @@
         <w:suppressLineNumbers w:val="0"/>
         <w:shd w:val="clear" w:fill="FFFFFF"/>
         <w:spacing w:line="240" w:lineRule="auto"/>
-        <w:jc w:val="left"/>
+        <w:jc w:val="both"/>
         <w:rPr>
           <w:rFonts w:hint="default" w:ascii="Times New Roman" w:hAnsi="Times New Roman" w:eastAsia="Consolas" w:cs="Times New Roman"/>
           <w:b w:val="0"/>
@@ -11055,7 +11224,7 @@
         <w:suppressLineNumbers w:val="0"/>
         <w:shd w:val="clear" w:fill="FFFFFF"/>
         <w:spacing w:line="240" w:lineRule="auto"/>
-        <w:jc w:val="left"/>
+        <w:jc w:val="both"/>
         <w:rPr>
           <w:rFonts w:hint="default" w:ascii="Times New Roman" w:hAnsi="Times New Roman" w:eastAsia="Consolas" w:cs="Times New Roman"/>
           <w:b w:val="0"/>
@@ -11270,7 +11439,7 @@
         <w:suppressLineNumbers w:val="0"/>
         <w:shd w:val="clear" w:fill="FFFFFF"/>
         <w:spacing w:line="240" w:lineRule="auto"/>
-        <w:jc w:val="left"/>
+        <w:jc w:val="both"/>
         <w:rPr>
           <w:rFonts w:hint="default" w:ascii="Times New Roman" w:hAnsi="Times New Roman" w:eastAsia="Consolas" w:cs="Times New Roman"/>
           <w:b w:val="0"/>
@@ -11359,7 +11528,7 @@
         <w:suppressLineNumbers w:val="0"/>
         <w:shd w:val="clear" w:fill="FFFFFF"/>
         <w:spacing w:line="240" w:lineRule="auto"/>
-        <w:jc w:val="left"/>
+        <w:jc w:val="both"/>
         <w:rPr>
           <w:rFonts w:hint="default" w:ascii="Times New Roman" w:hAnsi="Times New Roman" w:eastAsia="Consolas" w:cs="Times New Roman"/>
           <w:b w:val="0"/>
@@ -11395,7 +11564,7 @@
         <w:suppressLineNumbers w:val="0"/>
         <w:shd w:val="clear" w:fill="FFFFFF"/>
         <w:spacing w:line="240" w:lineRule="auto"/>
-        <w:jc w:val="left"/>
+        <w:jc w:val="both"/>
         <w:rPr>
           <w:rFonts w:hint="default" w:ascii="Times New Roman" w:hAnsi="Times New Roman" w:eastAsia="Consolas" w:cs="Times New Roman"/>
           <w:b w:val="0"/>
@@ -11467,7 +11636,7 @@
         <w:suppressLineNumbers w:val="0"/>
         <w:shd w:val="clear" w:fill="FFFFFF"/>
         <w:spacing w:line="240" w:lineRule="auto"/>
-        <w:jc w:val="left"/>
+        <w:jc w:val="both"/>
         <w:rPr>
           <w:rFonts w:hint="default" w:ascii="Times New Roman" w:hAnsi="Times New Roman" w:eastAsia="Consolas" w:cs="Times New Roman"/>
           <w:b w:val="0"/>
@@ -11539,7 +11708,7 @@
         <w:suppressLineNumbers w:val="0"/>
         <w:shd w:val="clear" w:fill="FFFFFF"/>
         <w:spacing w:line="240" w:lineRule="auto"/>
-        <w:jc w:val="left"/>
+        <w:jc w:val="both"/>
         <w:rPr>
           <w:rFonts w:hint="default" w:ascii="Times New Roman" w:hAnsi="Times New Roman" w:eastAsia="Consolas" w:cs="Times New Roman"/>
           <w:b w:val="0"/>
@@ -11669,48 +11838,33 @@
     </w:p>
     <w:p>
       <w:pPr>
-        <w:rPr>
-          <w:rFonts w:hint="default" w:ascii="Times New Roman" w:hAnsi="Times New Roman" w:eastAsia="Consolas" w:cs="Times New Roman"/>
-          <w:b w:val="0"/>
-          <w:bCs w:val="0"/>
-          <w:color w:val="000000"/>
-          <w:kern w:val="0"/>
-          <w:sz w:val="28"/>
-          <w:szCs w:val="28"/>
-          <w:shd w:val="clear" w:fill="FFFFFF"/>
-          <w:lang w:val="uz-Latn-UZ" w:eastAsia="zh-CN" w:bidi="ar"/>
-        </w:rPr>
-      </w:pPr>
-      <w:r>
-        <w:rPr>
-          <w:rFonts w:hint="default" w:ascii="Times New Roman" w:hAnsi="Times New Roman" w:eastAsia="Consolas" w:cs="Times New Roman"/>
-          <w:b w:val="0"/>
-          <w:bCs w:val="0"/>
-          <w:color w:val="000000"/>
-          <w:kern w:val="0"/>
-          <w:sz w:val="28"/>
-          <w:szCs w:val="28"/>
-          <w:shd w:val="clear" w:fill="FFFFFF"/>
-          <w:lang w:val="uz-Latn-UZ" w:eastAsia="zh-CN" w:bidi="ar"/>
-        </w:rPr>
-        <w:br w:type="page"/>
-      </w:r>
-      <w:bookmarkStart w:id="0" w:name="_GoBack"/>
-      <w:bookmarkEnd w:id="0"/>
-    </w:p>
-    <w:p>
-      <w:pPr>
         <w:keepNext w:val="0"/>
         <w:keepLines w:val="0"/>
         <w:widowControl/>
         <w:suppressLineNumbers w:val="0"/>
         <w:shd w:val="clear" w:fill="FFFFFF"/>
-        <w:spacing w:line="360" w:lineRule="auto"/>
+        <w:spacing w:line="240" w:lineRule="auto"/>
+        <w:jc w:val="both"/>
+        <w:rPr>
+          <w:rFonts w:hint="default" w:ascii="Times New Roman" w:hAnsi="Times New Roman" w:eastAsia="Consolas" w:cs="Times New Roman"/>
+          <w:b w:val="0"/>
+          <w:bCs w:val="0"/>
+          <w:color w:val="000000"/>
+          <w:kern w:val="0"/>
+          <w:sz w:val="24"/>
+          <w:szCs w:val="24"/>
+          <w:shd w:val="clear" w:fill="FFFFFF"/>
+          <w:lang w:val="uz-Latn-UZ" w:eastAsia="zh-CN" w:bidi="ar"/>
+        </w:rPr>
+      </w:pPr>
+    </w:p>
+    <w:p>
+      <w:pPr>
         <w:jc w:val="center"/>
         <w:rPr>
           <w:rFonts w:hint="default" w:ascii="Times New Roman" w:hAnsi="Times New Roman" w:eastAsia="Consolas" w:cs="Times New Roman"/>
-          <w:b w:val="0"/>
-          <w:bCs w:val="0"/>
+          <w:b/>
+          <w:bCs/>
           <w:color w:val="000000"/>
           <w:kern w:val="0"/>
           <w:sz w:val="28"/>
@@ -11722,8 +11876,8 @@
       <w:r>
         <w:rPr>
           <w:rFonts w:hint="default" w:ascii="Times New Roman" w:hAnsi="Times New Roman" w:eastAsia="Consolas" w:cs="Times New Roman"/>
-          <w:b w:val="0"/>
-          <w:bCs w:val="0"/>
+          <w:b/>
+          <w:bCs/>
           <w:color w:val="000000"/>
           <w:kern w:val="0"/>
           <w:sz w:val="28"/>
@@ -11738,7 +11892,7 @@
       <w:pPr>
         <w:spacing w:line="360" w:lineRule="auto"/>
         <w:ind w:firstLine="420" w:firstLineChars="150"/>
-        <w:jc w:val="left"/>
+        <w:jc w:val="both"/>
         <w:rPr>
           <w:rFonts w:hint="default" w:ascii="Times New Roman" w:hAnsi="Times New Roman" w:eastAsia="Consolas" w:cs="Times New Roman"/>
           <w:b w:val="0"/>
@@ -12100,8 +12254,77 @@
       </w:rPr>
     </w:lvl>
   </w:abstractNum>
+  <w:abstractNum w:abstractNumId="1">
+    <w:nsid w:val="0459E008"/>
+    <w:multiLevelType w:val="singleLevel"/>
+    <w:tmpl w:val="0459E008"/>
+    <w:lvl w:ilvl="0" w:tentative="0">
+      <w:start w:val="1"/>
+      <w:numFmt w:val="bullet"/>
+      <w:lvlText w:val=""/>
+      <w:lvlJc w:val="left"/>
+      <w:pPr>
+        <w:tabs>
+          <w:tab w:val="left" w:pos="420"/>
+        </w:tabs>
+        <w:ind w:left="420" w:leftChars="0" w:hanging="420" w:firstLineChars="0"/>
+      </w:pPr>
+      <w:rPr>
+        <w:rFonts w:hint="default" w:ascii="Wingdings" w:hAnsi="Wingdings"/>
+      </w:rPr>
+    </w:lvl>
+  </w:abstractNum>
+  <w:abstractNum w:abstractNumId="2">
+    <w:nsid w:val="314DFBA4"/>
+    <w:multiLevelType w:val="singleLevel"/>
+    <w:tmpl w:val="314DFBA4"/>
+    <w:lvl w:ilvl="0" w:tentative="0">
+      <w:start w:val="1"/>
+      <w:numFmt w:val="decimal"/>
+      <w:lvlText w:val="%1."/>
+      <w:lvlJc w:val="left"/>
+      <w:pPr>
+        <w:tabs>
+          <w:tab w:val="left" w:pos="425"/>
+        </w:tabs>
+        <w:ind w:left="425" w:leftChars="0" w:hanging="425" w:firstLineChars="0"/>
+      </w:pPr>
+      <w:rPr>
+        <w:rFonts w:hint="default"/>
+      </w:rPr>
+    </w:lvl>
+  </w:abstractNum>
+  <w:abstractNum w:abstractNumId="3">
+    <w:nsid w:val="6F1E8597"/>
+    <w:multiLevelType w:val="singleLevel"/>
+    <w:tmpl w:val="6F1E8597"/>
+    <w:lvl w:ilvl="0" w:tentative="0">
+      <w:start w:val="1"/>
+      <w:numFmt w:val="decimal"/>
+      <w:lvlText w:val="%1."/>
+      <w:lvlJc w:val="left"/>
+      <w:pPr>
+        <w:tabs>
+          <w:tab w:val="left" w:pos="425"/>
+        </w:tabs>
+        <w:ind w:left="425" w:leftChars="0" w:hanging="425" w:firstLineChars="0"/>
+      </w:pPr>
+      <w:rPr>
+        <w:rFonts w:hint="default"/>
+      </w:rPr>
+    </w:lvl>
+  </w:abstractNum>
   <w:num w:numId="1">
     <w:abstractNumId w:val="0"/>
+  </w:num>
+  <w:num w:numId="2">
+    <w:abstractNumId w:val="3"/>
+  </w:num>
+  <w:num w:numId="3">
+    <w:abstractNumId w:val="2"/>
+  </w:num>
+  <w:num w:numId="4">
+    <w:abstractNumId w:val="1"/>
   </w:num>
 </w:numbering>
 </file>
